--- a/plans/7th Grade Technology/7th Grade Monthly Planning/1st Trimester/7° Technology - April.docx
+++ b/plans/7th Grade Technology/7th Grade Monthly Planning/1st Trimester/7° Technology - April.docx
@@ -11,65 +11,17 @@
           <w:szCs w:val="24"/>
           <w:lang w:val="es-PA"/>
         </w:rPr>
+        <w:spacing w:line="360" w:lineRule="auto" w:before="0" w:after="0"/>
       </w:pPr>
       <w:r>
         <w:rPr>
+          <w:rFonts w:ascii="Arial" w:hAnsi="Arial" w:eastAsia="Arial" w:cs="Arial"/>
           <w:b/>
+          <w:i w:val="0"/>
           <w:sz w:val="24"/>
-          <w:szCs w:val="24"/>
-          <w:lang w:val="es-PA"/>
+          <w:u w:val="none"/>
         </w:rPr>
         <w:t>MINISTERIO DE EDUCACIÓN DE PANAMÁ</w:t>
-      </w:r>
-      <w:r>
-        <w:rPr>
-          <w:noProof/>
-          <w:sz w:val="24"/>
-          <w:szCs w:val="24"/>
-        </w:rPr>
-        <w:drawing>
-          <wp:anchor distT="114300" distB="114300" distL="114300" distR="114300" simplePos="0" relativeHeight="251659264" behindDoc="0" locked="0" layoutInCell="1" hidden="0" allowOverlap="1" wp14:anchorId="55040CBA" wp14:editId="4BC7CD8F">
-            <wp:simplePos x="0" y="0"/>
-            <wp:positionH relativeFrom="column">
-              <wp:posOffset>-33020</wp:posOffset>
-            </wp:positionH>
-            <wp:positionV relativeFrom="paragraph">
-              <wp:posOffset>10795</wp:posOffset>
-            </wp:positionV>
-            <wp:extent cx="624840" cy="693420"/>
-            <wp:effectExtent l="0" t="0" r="3810" b="0"/>
-            <wp:wrapNone/>
-            <wp:docPr id="6" name="image1.png" descr="A logo for a science academy&#10;&#10;AI-generated content may be incorrect."/>
-            <wp:cNvGraphicFramePr/>
-            <a:graphic xmlns:a="http://schemas.openxmlformats.org/drawingml/2006/main">
-              <a:graphicData uri="http://schemas.openxmlformats.org/drawingml/2006/picture">
-                <pic:pic xmlns:pic="http://schemas.openxmlformats.org/drawingml/2006/picture">
-                  <pic:nvPicPr>
-                    <pic:cNvPr id="6" name="image1.png" descr="A logo for a science academy&#10;&#10;AI-generated content may be incorrect."/>
-                    <pic:cNvPicPr preferRelativeResize="0"/>
-                  </pic:nvPicPr>
-                  <pic:blipFill>
-                    <a:blip r:embed="rId6"/>
-                    <a:srcRect/>
-                    <a:stretch>
-                      <a:fillRect/>
-                    </a:stretch>
-                  </pic:blipFill>
-                  <pic:spPr>
-                    <a:xfrm>
-                      <a:off x="0" y="0"/>
-                      <a:ext cx="624840" cy="693420"/>
-                    </a:xfrm>
-                    <a:prstGeom prst="rect">
-                      <a:avLst/>
-                    </a:prstGeom>
-                    <a:ln/>
-                  </pic:spPr>
-                </pic:pic>
-              </a:graphicData>
-            </a:graphic>
-          </wp:anchor>
-        </w:drawing>
       </w:r>
     </w:p>
     <w:p>
@@ -80,12 +32,15 @@
           <w:sz w:val="24"/>
           <w:szCs w:val="24"/>
         </w:rPr>
+        <w:spacing w:line="360" w:lineRule="auto" w:before="0" w:after="0"/>
       </w:pPr>
       <w:r>
         <w:rPr>
+          <w:rFonts w:ascii="Arial" w:hAnsi="Arial" w:eastAsia="Arial" w:cs="Arial"/>
           <w:b/>
+          <w:i w:val="0"/>
           <w:sz w:val="24"/>
-          <w:szCs w:val="24"/>
+          <w:u w:val="none"/>
         </w:rPr>
         <w:t>ACADEMIA INTERNACIONAL DAVID</w:t>
       </w:r>
@@ -98,14 +53,17 @@
           <w:sz w:val="24"/>
           <w:szCs w:val="24"/>
         </w:rPr>
+        <w:spacing w:line="360" w:lineRule="auto" w:before="0" w:after="0"/>
       </w:pPr>
       <w:r>
         <w:rPr>
+          <w:rFonts w:ascii="Arial" w:hAnsi="Arial" w:eastAsia="Arial" w:cs="Arial"/>
           <w:b/>
+          <w:i w:val="0"/>
           <w:sz w:val="24"/>
-          <w:szCs w:val="24"/>
+          <w:u w:val="none"/>
         </w:rPr>
-        <w:t xml:space="preserve">WEEKLY/MONTHLY PLAN </w:t>
+        <w:t>WEEKLY/MONTHLY PLAN</w:t>
       </w:r>
     </w:p>
     <w:p>
@@ -116,8 +74,16 @@
           <w:sz w:val="24"/>
           <w:szCs w:val="24"/>
         </w:rPr>
+        <w:spacing w:line="360" w:lineRule="auto" w:before="0" w:after="0"/>
       </w:pPr>
       <w:r>
+        <w:rPr>
+          <w:rFonts w:ascii="Arial" w:hAnsi="Arial" w:eastAsia="Arial" w:cs="Arial"/>
+          <w:b/>
+          <w:i w:val="0"/>
+          <w:sz w:val="24"/>
+          <w:u w:val="none"/>
+        </w:rPr>
         <w:t>MONTH: APRIL</w:t>
       </w:r>
     </w:p>
@@ -129,8 +95,16 @@
           <w:sz w:val="24"/>
           <w:szCs w:val="24"/>
         </w:rPr>
+        <w:spacing w:line="360" w:lineRule="auto" w:before="0" w:after="0"/>
       </w:pPr>
       <w:r>
+        <w:rPr>
+          <w:rFonts w:ascii="Arial" w:hAnsi="Arial" w:eastAsia="Arial" w:cs="Arial"/>
+          <w:b/>
+          <w:i w:val="0"/>
+          <w:sz w:val="24"/>
+          <w:u w:val="none"/>
+        </w:rPr>
         <w:t>WEEKS: 4</w:t>
       </w:r>
     </w:p>
@@ -155,8 +129,29 @@
             <w:tcW w:w="2564" w:type="dxa"/>
           </w:tcPr>
           <w:p>
-            <w:r>
-              <w:t>Subject: Technology</w:t>
+            <w:pPr>
+              <w:spacing w:line="360" w:lineRule="auto" w:before="0" w:after="0"/>
+            </w:pPr>
+            <w:r/>
+            <w:r>
+              <w:rPr>
+                <w:rFonts w:ascii="Arial" w:hAnsi="Arial" w:eastAsia="Arial" w:cs="Arial"/>
+                <w:b/>
+                <w:i w:val="0"/>
+                <w:sz w:val="24"/>
+                <w:u w:val="none"/>
+              </w:rPr>
+              <w:t>Subject:</w:t>
+            </w:r>
+            <w:r>
+              <w:rPr>
+                <w:rFonts w:ascii="Arial" w:hAnsi="Arial" w:eastAsia="Arial" w:cs="Arial"/>
+                <w:b w:val="0"/>
+                <w:i w:val="0"/>
+                <w:sz w:val="24"/>
+                <w:u w:val="none"/>
+              </w:rPr>
+              <w:t xml:space="preserve"> Technology</w:t>
             </w:r>
           </w:p>
         </w:tc>
@@ -165,8 +160,29 @@
             <w:tcW w:w="2921" w:type="dxa"/>
           </w:tcPr>
           <w:p>
-            <w:r>
-              <w:t>Teacher: Porfirio Rios</w:t>
+            <w:pPr>
+              <w:spacing w:line="360" w:lineRule="auto" w:before="0" w:after="0"/>
+            </w:pPr>
+            <w:r/>
+            <w:r>
+              <w:rPr>
+                <w:rFonts w:ascii="Arial" w:hAnsi="Arial" w:eastAsia="Arial" w:cs="Arial"/>
+                <w:b/>
+                <w:i w:val="0"/>
+                <w:sz w:val="24"/>
+                <w:u w:val="none"/>
+              </w:rPr>
+              <w:t>Teacher:</w:t>
+            </w:r>
+            <w:r>
+              <w:rPr>
+                <w:rFonts w:ascii="Arial" w:hAnsi="Arial" w:eastAsia="Arial" w:cs="Arial"/>
+                <w:b w:val="0"/>
+                <w:i w:val="0"/>
+                <w:sz w:val="24"/>
+                <w:u w:val="none"/>
+              </w:rPr>
+              <w:t xml:space="preserve"> Porfirio Rios</w:t>
             </w:r>
           </w:p>
         </w:tc>
@@ -175,8 +191,29 @@
             <w:tcW w:w="2207" w:type="dxa"/>
           </w:tcPr>
           <w:p>
-            <w:r>
-              <w:t>Grade: 7th</w:t>
+            <w:pPr>
+              <w:spacing w:line="360" w:lineRule="auto" w:before="0" w:after="0"/>
+            </w:pPr>
+            <w:r/>
+            <w:r>
+              <w:rPr>
+                <w:rFonts w:ascii="Arial" w:hAnsi="Arial" w:eastAsia="Arial" w:cs="Arial"/>
+                <w:b/>
+                <w:i w:val="0"/>
+                <w:sz w:val="24"/>
+                <w:u w:val="none"/>
+              </w:rPr>
+              <w:t>Grade:</w:t>
+            </w:r>
+            <w:r>
+              <w:rPr>
+                <w:rFonts w:ascii="Arial" w:hAnsi="Arial" w:eastAsia="Arial" w:cs="Arial"/>
+                <w:b w:val="0"/>
+                <w:i w:val="0"/>
+                <w:sz w:val="24"/>
+                <w:u w:val="none"/>
+              </w:rPr>
+              <w:t xml:space="preserve"> 7th</w:t>
             </w:r>
           </w:p>
         </w:tc>
@@ -185,8 +222,29 @@
             <w:tcW w:w="2564" w:type="dxa"/>
           </w:tcPr>
           <w:p>
-            <w:r>
-              <w:t>Trimester:1st</w:t>
+            <w:pPr>
+              <w:spacing w:line="360" w:lineRule="auto" w:before="0" w:after="0"/>
+            </w:pPr>
+            <w:r/>
+            <w:r>
+              <w:rPr>
+                <w:rFonts w:ascii="Arial" w:hAnsi="Arial" w:eastAsia="Arial" w:cs="Arial"/>
+                <w:b/>
+                <w:i w:val="0"/>
+                <w:sz w:val="24"/>
+                <w:u w:val="none"/>
+              </w:rPr>
+              <w:t>Trimester:</w:t>
+            </w:r>
+            <w:r>
+              <w:rPr>
+                <w:rFonts w:ascii="Arial" w:hAnsi="Arial" w:eastAsia="Arial" w:cs="Arial"/>
+                <w:b w:val="0"/>
+                <w:i w:val="0"/>
+                <w:sz w:val="24"/>
+                <w:u w:val="none"/>
+              </w:rPr>
+              <w:t xml:space="preserve"> 1st</w:t>
             </w:r>
           </w:p>
         </w:tc>
@@ -195,8 +253,29 @@
             <w:tcW w:w="2564" w:type="dxa"/>
           </w:tcPr>
           <w:p>
-            <w:r>
-              <w:t>Year: 2026</w:t>
+            <w:pPr>
+              <w:spacing w:line="360" w:lineRule="auto" w:before="0" w:after="0"/>
+            </w:pPr>
+            <w:r/>
+            <w:r>
+              <w:rPr>
+                <w:rFonts w:ascii="Arial" w:hAnsi="Arial" w:eastAsia="Arial" w:cs="Arial"/>
+                <w:b/>
+                <w:i w:val="0"/>
+                <w:sz w:val="24"/>
+                <w:u w:val="none"/>
+              </w:rPr>
+              <w:t>Year:</w:t>
+            </w:r>
+            <w:r>
+              <w:rPr>
+                <w:rFonts w:ascii="Arial" w:hAnsi="Arial" w:eastAsia="Arial" w:cs="Arial"/>
+                <w:b w:val="0"/>
+                <w:i w:val="0"/>
+                <w:sz w:val="24"/>
+                <w:u w:val="none"/>
+              </w:rPr>
+              <w:t xml:space="preserve"> 2026</w:t>
             </w:r>
           </w:p>
         </w:tc>
@@ -205,8 +284,29 @@
             <w:tcW w:w="2564" w:type="dxa"/>
           </w:tcPr>
           <w:p>
-            <w:r>
-              <w:t>Weekly Hours: 3</w:t>
+            <w:pPr>
+              <w:spacing w:line="360" w:lineRule="auto" w:before="0" w:after="0"/>
+            </w:pPr>
+            <w:r/>
+            <w:r>
+              <w:rPr>
+                <w:rFonts w:ascii="Arial" w:hAnsi="Arial" w:eastAsia="Arial" w:cs="Arial"/>
+                <w:b/>
+                <w:i w:val="0"/>
+                <w:sz w:val="24"/>
+                <w:u w:val="none"/>
+              </w:rPr>
+              <w:t>Weekly Hours:</w:t>
+            </w:r>
+            <w:r>
+              <w:rPr>
+                <w:rFonts w:ascii="Arial" w:hAnsi="Arial" w:eastAsia="Arial" w:cs="Arial"/>
+                <w:b w:val="0"/>
+                <w:i w:val="0"/>
+                <w:sz w:val="24"/>
+                <w:u w:val="none"/>
+              </w:rPr>
+              <w:t xml:space="preserve"> 3</w:t>
             </w:r>
           </w:p>
         </w:tc>
@@ -218,13 +318,62 @@
             <w:gridSpan w:val="6"/>
           </w:tcPr>
           <w:p>
-            <w:r>
+            <w:pPr>
+              <w:spacing w:line="480" w:lineRule="auto" w:before="0" w:after="0"/>
+            </w:pPr>
+            <w:r>
+              <w:rPr>
+                <w:rFonts w:ascii="Arial" w:hAnsi="Arial" w:eastAsia="Arial" w:cs="Arial"/>
+                <w:b/>
+                <w:i w:val="0"/>
+                <w:sz w:val="24"/>
+                <w:u w:val="none"/>
+              </w:rPr>
               <w:t>Competences:</w:t>
-              <w:br/>
+            </w:r>
+          </w:p>
+          <w:p>
+            <w:pPr>
+              <w:spacing w:line="480" w:lineRule="auto" w:before="0" w:after="0"/>
+            </w:pPr>
+            <w:r>
+              <w:rPr>
+                <w:rFonts w:ascii="Arial" w:hAnsi="Arial" w:eastAsia="Arial" w:cs="Arial"/>
+                <w:b w:val="0"/>
+                <w:i w:val="0"/>
+                <w:sz w:val="24"/>
+                <w:u w:val="none"/>
+              </w:rPr>
               <w:t>Program controlled mBot movement using speed, time, direction, and measured testing.</w:t>
-              <w:br/>
+            </w:r>
+          </w:p>
+          <w:p>
+            <w:pPr>
+              <w:spacing w:line="480" w:lineRule="auto" w:before="0" w:after="0"/>
+            </w:pPr>
+            <w:r>
+              <w:rPr>
+                <w:rFonts w:ascii="Arial" w:hAnsi="Arial" w:eastAsia="Arial" w:cs="Arial"/>
+                <w:b w:val="0"/>
+                <w:i w:val="0"/>
+                <w:sz w:val="24"/>
+                <w:u w:val="none"/>
+              </w:rPr>
               <w:t>Design efficient robot routes with movement sequences, checkpoints, outputs, and feedback signals.</w:t>
-              <w:br/>
+            </w:r>
+          </w:p>
+          <w:p>
+            <w:pPr>
+              <w:spacing w:line="480" w:lineRule="auto" w:before="0" w:after="0"/>
+            </w:pPr>
+            <w:r>
+              <w:rPr>
+                <w:rFonts w:ascii="Arial" w:hAnsi="Arial" w:eastAsia="Arial" w:cs="Arial"/>
+                <w:b w:val="0"/>
+                <w:i w:val="0"/>
+                <w:sz w:val="24"/>
+                <w:u w:val="none"/>
+              </w:rPr>
               <w:t>Use ultrasonic sensor readings and if/else logic to create simple reactive robot behavior.</w:t>
             </w:r>
           </w:p>
@@ -237,13 +386,62 @@
             <w:gridSpan w:val="6"/>
           </w:tcPr>
           <w:p>
-            <w:r>
+            <w:pPr>
+              <w:spacing w:line="480" w:lineRule="auto" w:before="0" w:after="0"/>
+            </w:pPr>
+            <w:r>
+              <w:rPr>
+                <w:rFonts w:ascii="Arial" w:hAnsi="Arial" w:eastAsia="Arial" w:cs="Arial"/>
+                <w:b/>
+                <w:i w:val="0"/>
+                <w:sz w:val="24"/>
+                <w:u w:val="none"/>
+              </w:rPr>
               <w:t>Learning Objectives:</w:t>
-              <w:br/>
+            </w:r>
+          </w:p>
+          <w:p>
+            <w:pPr>
+              <w:spacing w:line="480" w:lineRule="auto" w:before="0" w:after="0"/>
+            </w:pPr>
+            <w:r>
+              <w:rPr>
+                <w:rFonts w:ascii="Arial" w:hAnsi="Arial" w:eastAsia="Arial" w:cs="Arial"/>
+                <w:b w:val="0"/>
+                <w:i w:val="0"/>
+                <w:sz w:val="24"/>
+                <w:u w:val="none"/>
+              </w:rPr>
               <w:t>Adjust speed, time, and turns to improve movement accuracy on measured paths.</w:t>
-              <w:br/>
+            </w:r>
+          </w:p>
+          <w:p>
+            <w:pPr>
+              <w:spacing w:line="480" w:lineRule="auto" w:before="0" w:after="0"/>
+            </w:pPr>
+            <w:r>
+              <w:rPr>
+                <w:rFonts w:ascii="Arial" w:hAnsi="Arial" w:eastAsia="Arial" w:cs="Arial"/>
+                <w:b w:val="0"/>
+                <w:i w:val="0"/>
+                <w:sz w:val="24"/>
+                <w:u w:val="none"/>
+              </w:rPr>
               <w:t>Plan and test routes using grid maps, movement arrows, LEDs, and sound signals.</w:t>
-              <w:br/>
+            </w:r>
+          </w:p>
+          <w:p>
+            <w:pPr>
+              <w:spacing w:line="480" w:lineRule="auto" w:before="0" w:after="0"/>
+            </w:pPr>
+            <w:r>
+              <w:rPr>
+                <w:rFonts w:ascii="Arial" w:hAnsi="Arial" w:eastAsia="Arial" w:cs="Arial"/>
+                <w:b w:val="0"/>
+                <w:i w:val="0"/>
+                <w:sz w:val="24"/>
+                <w:u w:val="none"/>
+              </w:rPr>
               <w:t>Read ultrasonic values, choose a threshold, and explain an obstacle-detection program.</w:t>
             </w:r>
           </w:p>
@@ -256,13 +454,62 @@
             <w:gridSpan w:val="6"/>
           </w:tcPr>
           <w:p>
-            <w:r>
+            <w:pPr>
+              <w:spacing w:line="480" w:lineRule="auto" w:before="0" w:after="0"/>
+            </w:pPr>
+            <w:r>
+              <w:rPr>
+                <w:rFonts w:ascii="Arial" w:hAnsi="Arial" w:eastAsia="Arial" w:cs="Arial"/>
+                <w:b/>
+                <w:i w:val="0"/>
+                <w:sz w:val="24"/>
+                <w:u w:val="none"/>
+              </w:rPr>
               <w:t>Learning Outcomes:</w:t>
-              <w:br/>
+            </w:r>
+          </w:p>
+          <w:p>
+            <w:pPr>
+              <w:spacing w:line="480" w:lineRule="auto" w:before="0" w:after="0"/>
+            </w:pPr>
+            <w:r>
+              <w:rPr>
+                <w:rFonts w:ascii="Arial" w:hAnsi="Arial" w:eastAsia="Arial" w:cs="Arial"/>
+                <w:b w:val="0"/>
+                <w:i w:val="0"/>
+                <w:sz w:val="24"/>
+                <w:u w:val="none"/>
+              </w:rPr>
               <w:t>Submit a movement calibration chart and route-planning evidence with tested values.</w:t>
-              <w:br/>
+            </w:r>
+          </w:p>
+          <w:p>
+            <w:pPr>
+              <w:spacing w:line="480" w:lineRule="auto" w:before="0" w:after="0"/>
+            </w:pPr>
+            <w:r>
+              <w:rPr>
+                <w:rFonts w:ascii="Arial" w:hAnsi="Arial" w:eastAsia="Arial" w:cs="Arial"/>
+                <w:b w:val="0"/>
+                <w:i w:val="0"/>
+                <w:sz w:val="24"/>
+                <w:u w:val="none"/>
+              </w:rPr>
               <w:t>Demonstrate movement with LED or sound feedback and explain what each signal means.</w:t>
-              <w:br/>
+            </w:r>
+          </w:p>
+          <w:p>
+            <w:pPr>
+              <w:spacing w:line="480" w:lineRule="auto" w:before="0" w:after="0"/>
+            </w:pPr>
+            <w:r>
+              <w:rPr>
+                <w:rFonts w:ascii="Arial" w:hAnsi="Arial" w:eastAsia="Arial" w:cs="Arial"/>
+                <w:b w:val="0"/>
+                <w:i w:val="0"/>
+                <w:sz w:val="24"/>
+                <w:u w:val="none"/>
+              </w:rPr>
               <w:t>Complete a sensor-values quiz-style check and demonstrate a reactive obstacle program.</w:t>
             </w:r>
           </w:p>
@@ -290,9 +537,21 @@
               <w:right w:val="single" w:sz="4" w:space="0" w:color="auto"/>
             </w:tcBorders>
             <w:shd w:val="clear" w:color="auto" w:fill="A8D08D"/>
+            <w:vAlign w:val="center"/>
           </w:tcPr>
           <w:p>
-            <w:r>
+            <w:pPr>
+              <w:jc w:val="center"/>
+              <w:spacing w:line="360" w:lineRule="auto" w:before="0" w:after="0"/>
+            </w:pPr>
+            <w:r>
+              <w:rPr>
+                <w:rFonts w:ascii="Arial" w:hAnsi="Arial" w:eastAsia="Arial" w:cs="Arial"/>
+                <w:b/>
+                <w:i w:val="0"/>
+                <w:sz w:val="24"/>
+                <w:u w:val="none"/>
+              </w:rPr>
               <w:t>7A, 7B day – 45min – April - Week 5</w:t>
             </w:r>
           </w:p>
@@ -307,9 +566,21 @@
               <w:right w:val="single" w:sz="4" w:space="0" w:color="auto"/>
             </w:tcBorders>
             <w:shd w:val="clear" w:color="auto" w:fill="A8D08D"/>
+            <w:vAlign w:val="center"/>
           </w:tcPr>
           <w:p>
-            <w:r>
+            <w:pPr>
+              <w:jc w:val="center"/>
+              <w:spacing w:line="360" w:lineRule="auto" w:before="0" w:after="0"/>
+            </w:pPr>
+            <w:r>
+              <w:rPr>
+                <w:rFonts w:ascii="Arial" w:hAnsi="Arial" w:eastAsia="Arial" w:cs="Arial"/>
+                <w:b/>
+                <w:i w:val="0"/>
+                <w:sz w:val="24"/>
+                <w:u w:val="none"/>
+              </w:rPr>
               <w:t>7A, 7B day – 90 min – April - Week 5</w:t>
             </w:r>
           </w:p>
@@ -325,33 +596,225 @@
               <w:bottom w:val="single" w:sz="4" w:space="0" w:color="auto"/>
               <w:right w:val="single" w:sz="4" w:space="0" w:color="auto"/>
             </w:tcBorders>
+            <w:vAlign w:val="top"/>
           </w:tcPr>
           <w:p>
-            <w:r>
-              <w:t>Topic:</w:t>
-              <w:br/>
+            <w:pPr>
+              <w:spacing w:line="360" w:lineRule="auto" w:before="0" w:after="0"/>
+            </w:pPr>
+            <w:r>
+              <w:rPr>
+                <w:rFonts w:ascii="Arial" w:hAnsi="Arial" w:eastAsia="Arial" w:cs="Arial"/>
+                <w:b/>
+                <w:i w:val="0"/>
+                <w:sz w:val="24"/>
+                <w:u w:val="none"/>
+              </w:rPr>
+              <w:t xml:space="preserve">Topic: </w:t>
+            </w:r>
+            <w:r>
+              <w:rPr>
+                <w:rFonts w:ascii="Arial" w:hAnsi="Arial" w:eastAsia="Arial" w:cs="Arial"/>
+                <w:b w:val="0"/>
+                <w:i w:val="0"/>
+                <w:sz w:val="24"/>
+                <w:u w:val="none"/>
+              </w:rPr>
               <w:t>Speed, time, and distance</w:t>
-              <w:br/>
-              <w:br/>
-              <w:t>Pre-activities</w:t>
-              <w:br/>
+            </w:r>
+          </w:p>
+          <w:p>
+            <w:pPr>
+              <w:spacing w:line="360" w:lineRule="auto" w:before="0" w:after="0"/>
+            </w:pPr>
+            <w:r>
+              <w:rPr>
+                <w:rFonts w:ascii="Arial" w:hAnsi="Arial" w:eastAsia="Arial" w:cs="Arial"/>
+                <w:i w:val="0"/>
+                <w:sz w:val="24"/>
+                <w:u w:val="none"/>
+                <w:b/>
+              </w:rPr>
+              <w:t>Class Objective:</w:t>
+            </w:r>
+          </w:p>
+          <w:p>
+            <w:pPr>
+              <w:spacing w:line="360" w:lineRule="auto" w:before="0" w:after="0"/>
+            </w:pPr>
+            <w:r>
+              <w:rPr>
+                <w:rFonts w:ascii="Arial" w:hAnsi="Arial" w:eastAsia="Arial" w:cs="Arial"/>
+                <w:i w:val="0"/>
+                <w:sz w:val="24"/>
+                <w:u w:val="none"/>
+              </w:rPr>
+              <w:t>Test speed and time values and record how they affect robot distance.</w:t>
+            </w:r>
+          </w:p>
+          <w:p>
+            <w:pPr>
+              <w:spacing w:line="360" w:lineRule="auto" w:before="0" w:after="0"/>
+            </w:pPr>
+            <w:r>
+              <w:rPr>
+                <w:rFonts w:ascii="Arial" w:hAnsi="Arial" w:eastAsia="Arial" w:cs="Arial"/>
+                <w:b/>
+                <w:i w:val="0"/>
+                <w:sz w:val="24"/>
+                <w:u w:val="none"/>
+              </w:rPr>
+              <w:t>Pre-activities:</w:t>
+            </w:r>
+          </w:p>
+          <w:p>
+            <w:pPr>
+              <w:spacing w:line="360" w:lineRule="auto" w:before="0" w:after="0"/>
+            </w:pPr>
+            <w:r>
+              <w:rPr>
+                <w:rFonts w:ascii="Arial" w:hAnsi="Arial" w:eastAsia="Arial" w:cs="Arial"/>
+                <w:b w:val="0"/>
+                <w:i w:val="0"/>
+                <w:sz w:val="24"/>
+                <w:u w:val="none"/>
+              </w:rPr>
               <w:t>Review Week 5 practice vocabulary (part 1).</w:t>
-              <w:br/>
+            </w:r>
+          </w:p>
+          <w:p>
+            <w:pPr>
+              <w:spacing w:line="360" w:lineRule="auto" w:before="0" w:after="0"/>
+            </w:pPr>
+            <w:r>
+              <w:rPr>
+                <w:rFonts w:ascii="Arial" w:hAnsi="Arial" w:eastAsia="Arial" w:cs="Arial"/>
+                <w:b w:val="0"/>
+                <w:i w:val="0"/>
+                <w:sz w:val="24"/>
+                <w:u w:val="none"/>
+              </w:rPr>
               <w:t>speed: How fast something moves</w:t>
-              <w:br/>
+            </w:r>
+          </w:p>
+          <w:p>
+            <w:pPr>
+              <w:spacing w:line="360" w:lineRule="auto" w:before="0" w:after="0"/>
+            </w:pPr>
+            <w:r>
+              <w:rPr>
+                <w:rFonts w:ascii="Arial" w:hAnsi="Arial" w:eastAsia="Arial" w:cs="Arial"/>
+                <w:b w:val="0"/>
+                <w:i w:val="0"/>
+                <w:sz w:val="24"/>
+                <w:u w:val="none"/>
+              </w:rPr>
               <w:t>time: How long something happens</w:t>
-              <w:br/>
-              <w:t>distance: How far apart two things are Predict which robot will travel farther: high speed for 1 second or low speed for 3 seconds.</w:t>
-              <w:br/>
-              <w:br/>
-              <w:t>While activities</w:t>
-              <w:br/>
+            </w:r>
+          </w:p>
+          <w:p>
+            <w:pPr>
+              <w:spacing w:line="360" w:lineRule="auto" w:before="0" w:after="0"/>
+            </w:pPr>
+            <w:r>
+              <w:rPr>
+                <w:rFonts w:ascii="Arial" w:hAnsi="Arial" w:eastAsia="Arial" w:cs="Arial"/>
+                <w:b w:val="0"/>
+                <w:i w:val="0"/>
+                <w:sz w:val="24"/>
+                <w:u w:val="none"/>
+              </w:rPr>
+              <w:t>distance: How far apart two things are</w:t>
+            </w:r>
+          </w:p>
+          <w:p>
+            <w:pPr>
+              <w:spacing w:line="360" w:lineRule="auto" w:before="0" w:after="0"/>
+            </w:pPr>
+            <w:r>
+              <w:rPr>
+                <w:rFonts w:ascii="Arial" w:hAnsi="Arial" w:eastAsia="Arial" w:cs="Arial"/>
+                <w:b w:val="0"/>
+                <w:i w:val="0"/>
+                <w:sz w:val="24"/>
+                <w:u w:val="none"/>
+              </w:rPr>
+              <w:t>Predict which robot will travel farther: high speed for 1 second or low speed for 3 seconds.</w:t>
+            </w:r>
+          </w:p>
+          <w:p>
+            <w:pPr>
+              <w:spacing w:line="360" w:lineRule="auto" w:before="0" w:after="0"/>
+            </w:pPr>
+            <w:r>
+              <w:rPr>
+                <w:rFonts w:ascii="Arial" w:hAnsi="Arial" w:eastAsia="Arial" w:cs="Arial"/>
+                <w:b/>
+                <w:i w:val="0"/>
+                <w:sz w:val="24"/>
+                <w:u w:val="none"/>
+              </w:rPr>
+              <w:t>While activities:</w:t>
+            </w:r>
+          </w:p>
+          <w:p>
+            <w:pPr>
+              <w:spacing w:line="360" w:lineRule="auto" w:before="0" w:after="0"/>
+            </w:pPr>
+            <w:r>
+              <w:rPr>
+                <w:rFonts w:ascii="Arial" w:hAnsi="Arial" w:eastAsia="Arial" w:cs="Arial"/>
+                <w:b w:val="0"/>
+                <w:i w:val="0"/>
+                <w:sz w:val="24"/>
+                <w:u w:val="none"/>
+              </w:rPr>
               <w:t>Practice testing speed and time values, record sample distances, and discuss how the calibration chart should be completed in the long class.</w:t>
-              <w:br/>
-              <w:br/>
-              <w:t>Post activities</w:t>
-              <w:br/>
-              <w:t>Compare your practice results with another pair. Mark the setting that worked best for a short controlled movement.</w:t>
+            </w:r>
+          </w:p>
+          <w:p>
+            <w:pPr>
+              <w:spacing w:line="360" w:lineRule="auto" w:before="0" w:after="0"/>
+            </w:pPr>
+            <w:r>
+              <w:rPr>
+                <w:rFonts w:ascii="Arial" w:hAnsi="Arial" w:eastAsia="Arial" w:cs="Arial"/>
+                <w:b/>
+                <w:i w:val="0"/>
+                <w:sz w:val="24"/>
+                <w:u w:val="none"/>
+              </w:rPr>
+              <w:t>Post activities:</w:t>
+            </w:r>
+          </w:p>
+          <w:p>
+            <w:pPr>
+              <w:spacing w:line="360" w:lineRule="auto" w:before="0" w:after="0"/>
+            </w:pPr>
+            <w:r>
+              <w:rPr>
+                <w:rFonts w:ascii="Arial" w:hAnsi="Arial" w:eastAsia="Arial" w:cs="Arial"/>
+                <w:b w:val="0"/>
+                <w:i w:val="0"/>
+                <w:sz w:val="24"/>
+                <w:u w:val="none"/>
+              </w:rPr>
+              <w:t>Compare your practice results with another pair.</w:t>
+            </w:r>
+          </w:p>
+          <w:p>
+            <w:pPr>
+              <w:spacing w:line="360" w:lineRule="auto" w:before="0" w:after="0"/>
+            </w:pPr>
+            <w:r>
+              <w:rPr>
+                <w:rFonts w:ascii="Arial" w:hAnsi="Arial" w:eastAsia="Arial" w:cs="Arial"/>
+                <w:b w:val="0"/>
+                <w:i w:val="0"/>
+                <w:sz w:val="24"/>
+                <w:u w:val="none"/>
+              </w:rPr>
+              <w:t>Mark the setting that worked best for a short controlled movement.</w:t>
             </w:r>
           </w:p>
         </w:tc>
@@ -364,35 +827,226 @@
               <w:bottom w:val="single" w:sz="4" w:space="0" w:color="auto"/>
               <w:right w:val="single" w:sz="4" w:space="0" w:color="auto"/>
             </w:tcBorders>
+            <w:vAlign w:val="top"/>
           </w:tcPr>
           <w:p>
-            <w:r>
-              <w:t>Topic:</w:t>
-              <w:br/>
+            <w:pPr>
+              <w:spacing w:line="360" w:lineRule="auto" w:before="0" w:after="0"/>
+            </w:pPr>
+            <w:r>
+              <w:rPr>
+                <w:rFonts w:ascii="Arial" w:hAnsi="Arial" w:eastAsia="Arial" w:cs="Arial"/>
+                <w:b/>
+                <w:i w:val="0"/>
+                <w:sz w:val="24"/>
+                <w:u w:val="none"/>
+              </w:rPr>
+              <w:t xml:space="preserve">Topic: </w:t>
+            </w:r>
+            <w:r>
+              <w:rPr>
+                <w:rFonts w:ascii="Arial" w:hAnsi="Arial" w:eastAsia="Arial" w:cs="Arial"/>
+                <w:b w:val="0"/>
+                <w:i w:val="0"/>
+                <w:sz w:val="24"/>
+                <w:u w:val="none"/>
+              </w:rPr>
               <w:t>Precise turns and measured paths</w:t>
-              <w:br/>
-              <w:br/>
-              <w:t>Pre-activities</w:t>
-              <w:br/>
-              <w:t>Study a square path and predict the forward and turn commands needed.</w:t>
-              <w:br/>
-              <w:t>Review Week 5 practice vocabulary (part 2).</w:t>
-              <w:br/>
+            </w:r>
+          </w:p>
+          <w:p>
+            <w:pPr>
+              <w:spacing w:line="360" w:lineRule="auto" w:before="0" w:after="0"/>
+            </w:pPr>
+            <w:r>
+              <w:rPr>
+                <w:rFonts w:ascii="Arial" w:hAnsi="Arial" w:eastAsia="Arial" w:cs="Arial"/>
+                <w:i w:val="0"/>
+                <w:sz w:val="24"/>
+                <w:u w:val="none"/>
+                <w:b/>
+              </w:rPr>
+              <w:t>Class Objective:</w:t>
+            </w:r>
+          </w:p>
+          <w:p>
+            <w:pPr>
+              <w:spacing w:line="360" w:lineRule="auto" w:before="0" w:after="0"/>
+            </w:pPr>
+            <w:r>
+              <w:rPr>
+                <w:rFonts w:ascii="Arial" w:hAnsi="Arial" w:eastAsia="Arial" w:cs="Arial"/>
+                <w:i w:val="0"/>
+                <w:sz w:val="24"/>
+                <w:u w:val="none"/>
+              </w:rPr>
+              <w:t>Create a movement calibration chart and improve a square-path route using tested speed and turn values.</w:t>
+            </w:r>
+          </w:p>
+          <w:p>
+            <w:pPr>
+              <w:spacing w:line="360" w:lineRule="auto" w:before="0" w:after="0"/>
+            </w:pPr>
+            <w:r>
+              <w:rPr>
+                <w:rFonts w:ascii="Arial" w:hAnsi="Arial" w:eastAsia="Arial" w:cs="Arial"/>
+                <w:b/>
+                <w:i w:val="0"/>
+                <w:sz w:val="24"/>
+                <w:u w:val="none"/>
+              </w:rPr>
+              <w:t>Pre-activities:</w:t>
+            </w:r>
+          </w:p>
+          <w:p>
+            <w:pPr>
+              <w:spacing w:line="360" w:lineRule="auto" w:before="0" w:after="0"/>
+            </w:pPr>
+            <w:r>
+              <w:rPr>
+                <w:rFonts w:ascii="Arial" w:hAnsi="Arial" w:eastAsia="Arial" w:cs="Arial"/>
+                <w:b w:val="0"/>
+                <w:i w:val="0"/>
+                <w:sz w:val="24"/>
+                <w:u w:val="none"/>
+              </w:rPr>
+              <w:t>Study a square path and predict the forward and turn commands needed. Review Week 5 practice vocabulary (part 2).</w:t>
+            </w:r>
+          </w:p>
+          <w:p>
+            <w:pPr>
+              <w:spacing w:line="360" w:lineRule="auto" w:before="0" w:after="0"/>
+            </w:pPr>
+            <w:r>
+              <w:rPr>
+                <w:rFonts w:ascii="Arial" w:hAnsi="Arial" w:eastAsia="Arial" w:cs="Arial"/>
+                <w:b w:val="0"/>
+                <w:i w:val="0"/>
+                <w:sz w:val="24"/>
+                <w:u w:val="none"/>
+              </w:rPr>
               <w:t>direction: The way something moves or points</w:t>
-              <w:br/>
+            </w:r>
+          </w:p>
+          <w:p>
+            <w:pPr>
+              <w:spacing w:line="360" w:lineRule="auto" w:before="0" w:after="0"/>
+            </w:pPr>
+            <w:r>
+              <w:rPr>
+                <w:rFonts w:ascii="Arial" w:hAnsi="Arial" w:eastAsia="Arial" w:cs="Arial"/>
+                <w:b w:val="0"/>
+                <w:i w:val="0"/>
+                <w:sz w:val="24"/>
+                <w:u w:val="none"/>
+              </w:rPr>
               <w:t>calibration: Adjusting something so it works more accurately</w:t>
-              <w:br/>
+            </w:r>
+          </w:p>
+          <w:p>
+            <w:pPr>
+              <w:spacing w:line="360" w:lineRule="auto" w:before="0" w:after="0"/>
+            </w:pPr>
+            <w:r>
+              <w:rPr>
+                <w:rFonts w:ascii="Arial" w:hAnsi="Arial" w:eastAsia="Arial" w:cs="Arial"/>
+                <w:b w:val="0"/>
+                <w:i w:val="0"/>
+                <w:sz w:val="24"/>
+                <w:u w:val="none"/>
+              </w:rPr>
               <w:t>accuracy: How close a result is to what was expected</w:t>
-              <w:br/>
-              <w:br/>
-              <w:t>While activities</w:t>
-              <w:br/>
-              <w:t>Complete Daily Grade #4: Create a movement calibration chart with 3 speed values, 3 time values, observed distance, and one conclusion sentence about how speed and time affect movement. Then program the mBot to complete a square path, adjust turn time or speed, and retest until the route becomes more accurate.</w:t>
-              <w:br/>
-              <w:br/>
-              <w:t>Post activities</w:t>
-              <w:br/>
-              <w:t>Explain which value you changed and why. Submit the calibration chart and a screenshot of the block sequence.</w:t>
+            </w:r>
+          </w:p>
+          <w:p>
+            <w:pPr>
+              <w:spacing w:line="360" w:lineRule="auto" w:before="0" w:after="0"/>
+            </w:pPr>
+            <w:r>
+              <w:rPr>
+                <w:rFonts w:ascii="Arial" w:hAnsi="Arial" w:eastAsia="Arial" w:cs="Arial"/>
+                <w:b/>
+                <w:i w:val="0"/>
+                <w:sz w:val="24"/>
+                <w:u w:val="none"/>
+              </w:rPr>
+              <w:t>While activities:</w:t>
+            </w:r>
+          </w:p>
+          <w:p>
+            <w:pPr>
+              <w:spacing w:line="360" w:lineRule="auto" w:before="0" w:after="0"/>
+            </w:pPr>
+            <w:r>
+              <w:rPr>
+                <w:rFonts w:ascii="Arial" w:hAnsi="Arial" w:eastAsia="Arial" w:cs="Arial"/>
+                <w:b w:val="0"/>
+                <w:i w:val="0"/>
+                <w:sz w:val="24"/>
+                <w:highlight w:val="yellow"/>
+                <w:u w:val="none"/>
+              </w:rPr>
+              <w:t>Complete Daily Grade #4: Create a movement calibration chart with 3 speed values, 3 time values, observed distance, and one conclusion sentence about how speed and time affect movement.</w:t>
+            </w:r>
+          </w:p>
+          <w:p>
+            <w:pPr>
+              <w:spacing w:line="360" w:lineRule="auto" w:before="0" w:after="0"/>
+            </w:pPr>
+            <w:r>
+              <w:rPr>
+                <w:rFonts w:ascii="Arial" w:hAnsi="Arial" w:eastAsia="Arial" w:cs="Arial"/>
+                <w:b w:val="0"/>
+                <w:i w:val="0"/>
+                <w:sz w:val="24"/>
+                <w:u w:val="none"/>
+              </w:rPr>
+              <w:t>Then program the mBot to complete a square path, adjust turn time or speed, and retest until the route becomes more accurate.</w:t>
+            </w:r>
+          </w:p>
+          <w:p>
+            <w:pPr>
+              <w:spacing w:line="360" w:lineRule="auto" w:before="0" w:after="0"/>
+            </w:pPr>
+            <w:r>
+              <w:rPr>
+                <w:rFonts w:ascii="Arial" w:hAnsi="Arial" w:eastAsia="Arial" w:cs="Arial"/>
+                <w:b/>
+                <w:i w:val="0"/>
+                <w:sz w:val="24"/>
+                <w:u w:val="none"/>
+              </w:rPr>
+              <w:t>Post activities:</w:t>
+            </w:r>
+          </w:p>
+          <w:p>
+            <w:pPr>
+              <w:spacing w:line="360" w:lineRule="auto" w:before="0" w:after="0"/>
+            </w:pPr>
+            <w:r>
+              <w:rPr>
+                <w:rFonts w:ascii="Arial" w:hAnsi="Arial" w:eastAsia="Arial" w:cs="Arial"/>
+                <w:b w:val="0"/>
+                <w:i w:val="0"/>
+                <w:sz w:val="24"/>
+                <w:u w:val="none"/>
+              </w:rPr>
+              <w:t>Explain which value you changed and why.</w:t>
+            </w:r>
+          </w:p>
+          <w:p>
+            <w:pPr>
+              <w:spacing w:line="360" w:lineRule="auto" w:before="0" w:after="0"/>
+            </w:pPr>
+            <w:r>
+              <w:rPr>
+                <w:rFonts w:ascii="Arial" w:hAnsi="Arial" w:eastAsia="Arial" w:cs="Arial"/>
+                <w:b w:val="0"/>
+                <w:i w:val="0"/>
+                <w:sz w:val="24"/>
+                <w:u w:val="none"/>
+              </w:rPr>
+              <w:t>Submit the calibration chart and a screenshot of the block sequence.</w:t>
             </w:r>
           </w:p>
         </w:tc>
@@ -407,10 +1061,31 @@
               <w:bottom w:val="single" w:sz="4" w:space="0" w:color="auto"/>
               <w:right w:val="single" w:sz="4" w:space="0" w:color="auto"/>
             </w:tcBorders>
+            <w:vAlign w:val="top"/>
           </w:tcPr>
           <w:p>
-            <w:r>
-              <w:t>Resources: Pen, pencil, technology notebook, student's email and password, mBot kits, mBlock software, USB cables or Bluetooth connection, charged batteries, ultrasonic sensor, speaker or computer sound output, project planning sheet, maze materials, floor tape or markers, projector.</w:t>
+            <w:pPr>
+              <w:spacing w:line="360" w:lineRule="auto" w:before="0" w:after="0"/>
+            </w:pPr>
+            <w:r>
+              <w:rPr>
+                <w:rFonts w:ascii="Arial" w:hAnsi="Arial" w:eastAsia="Arial" w:cs="Arial"/>
+                <w:b/>
+                <w:i w:val="0"/>
+                <w:sz w:val="24"/>
+                <w:u w:val="none"/>
+              </w:rPr>
+              <w:t xml:space="preserve">Resources: </w:t>
+            </w:r>
+            <w:r>
+              <w:rPr>
+                <w:rFonts w:ascii="Arial" w:hAnsi="Arial" w:eastAsia="Arial" w:cs="Arial"/>
+                <w:b w:val="0"/>
+                <w:i w:val="0"/>
+                <w:sz w:val="24"/>
+                <w:u w:val="none"/>
+              </w:rPr>
+              <w:t>Pen, pencil, technology notebook, student's computer, email and password</w:t>
             </w:r>
           </w:p>
         </w:tc>
@@ -423,10 +1098,31 @@
               <w:bottom w:val="single" w:sz="4" w:space="0" w:color="auto"/>
               <w:right w:val="single" w:sz="4" w:space="0" w:color="auto"/>
             </w:tcBorders>
+            <w:vAlign w:val="top"/>
           </w:tcPr>
           <w:p>
-            <w:r>
-              <w:t>Resources: Pen, pencil, technology notebook, student's email and password, mBot kits, mBlock software, USB cables or Bluetooth connection, charged batteries, ultrasonic sensor, speaker or computer sound output, project planning sheet, maze materials, floor tape or markers, projector.</w:t>
+            <w:pPr>
+              <w:spacing w:line="360" w:lineRule="auto" w:before="0" w:after="0"/>
+            </w:pPr>
+            <w:r>
+              <w:rPr>
+                <w:rFonts w:ascii="Arial" w:hAnsi="Arial" w:eastAsia="Arial" w:cs="Arial"/>
+                <w:b/>
+                <w:i w:val="0"/>
+                <w:sz w:val="24"/>
+                <w:u w:val="none"/>
+              </w:rPr>
+              <w:t xml:space="preserve">Resources: </w:t>
+            </w:r>
+            <w:r>
+              <w:rPr>
+                <w:rFonts w:ascii="Arial" w:hAnsi="Arial" w:eastAsia="Arial" w:cs="Arial"/>
+                <w:b w:val="0"/>
+                <w:i w:val="0"/>
+                <w:sz w:val="24"/>
+                <w:u w:val="none"/>
+              </w:rPr>
+              <w:t>Pen, pencil, technology notebook, student's computer, email and password</w:t>
             </w:r>
           </w:p>
         </w:tc>
@@ -442,9 +1138,21 @@
               <w:right w:val="single" w:sz="4" w:space="0" w:color="auto"/>
             </w:tcBorders>
             <w:shd w:val="clear" w:color="auto" w:fill="A8D08D"/>
+            <w:vAlign w:val="center"/>
           </w:tcPr>
           <w:p>
-            <w:r>
+            <w:pPr>
+              <w:jc w:val="center"/>
+              <w:spacing w:line="360" w:lineRule="auto" w:before="0" w:after="0"/>
+            </w:pPr>
+            <w:r>
+              <w:rPr>
+                <w:rFonts w:ascii="Arial" w:hAnsi="Arial" w:eastAsia="Arial" w:cs="Arial"/>
+                <w:b/>
+                <w:i w:val="0"/>
+                <w:sz w:val="24"/>
+                <w:u w:val="none"/>
+              </w:rPr>
               <w:t>7A, 7B day – 45min – April - Week 6</w:t>
             </w:r>
           </w:p>
@@ -459,9 +1167,21 @@
               <w:right w:val="single" w:sz="4" w:space="0" w:color="auto"/>
             </w:tcBorders>
             <w:shd w:val="clear" w:color="auto" w:fill="A8D08D"/>
+            <w:vAlign w:val="center"/>
           </w:tcPr>
           <w:p>
-            <w:r>
+            <w:pPr>
+              <w:jc w:val="center"/>
+              <w:spacing w:line="360" w:lineRule="auto" w:before="0" w:after="0"/>
+            </w:pPr>
+            <w:r>
+              <w:rPr>
+                <w:rFonts w:ascii="Arial" w:hAnsi="Arial" w:eastAsia="Arial" w:cs="Arial"/>
+                <w:b/>
+                <w:i w:val="0"/>
+                <w:sz w:val="24"/>
+                <w:u w:val="none"/>
+              </w:rPr>
               <w:t>7A, 7B day – 90 min – April - Week 6</w:t>
             </w:r>
           </w:p>
@@ -477,35 +1197,225 @@
               <w:bottom w:val="single" w:sz="4" w:space="0" w:color="auto"/>
               <w:right w:val="single" w:sz="4" w:space="0" w:color="auto"/>
             </w:tcBorders>
+            <w:vAlign w:val="top"/>
           </w:tcPr>
           <w:p>
-            <w:r>
-              <w:t>Topic:</w:t>
-              <w:br/>
+            <w:pPr>
+              <w:spacing w:line="360" w:lineRule="auto" w:before="0" w:after="0"/>
+            </w:pPr>
+            <w:r>
+              <w:rPr>
+                <w:rFonts w:ascii="Arial" w:hAnsi="Arial" w:eastAsia="Arial" w:cs="Arial"/>
+                <w:b/>
+                <w:i w:val="0"/>
+                <w:sz w:val="24"/>
+                <w:u w:val="none"/>
+              </w:rPr>
+              <w:t xml:space="preserve">Topic: </w:t>
+            </w:r>
+            <w:r>
+              <w:rPr>
+                <w:rFonts w:ascii="Arial" w:hAnsi="Arial" w:eastAsia="Arial" w:cs="Arial"/>
+                <w:b w:val="0"/>
+                <w:i w:val="0"/>
+                <w:sz w:val="24"/>
+                <w:u w:val="none"/>
+              </w:rPr>
               <w:t>Path planning on a grid</w:t>
-              <w:br/>
-              <w:br/>
-              <w:t>Pre-activities</w:t>
-              <w:br/>
-              <w:t>Arrange arrow cards to reach a finish point without crossing obstacles.</w:t>
-              <w:br/>
-              <w:t>Review Week 6 practice vocabulary (part 1).</w:t>
-              <w:br/>
+            </w:r>
+          </w:p>
+          <w:p>
+            <w:pPr>
+              <w:spacing w:line="360" w:lineRule="auto" w:before="0" w:after="0"/>
+            </w:pPr>
+            <w:r>
+              <w:rPr>
+                <w:rFonts w:ascii="Arial" w:hAnsi="Arial" w:eastAsia="Arial" w:cs="Arial"/>
+                <w:i w:val="0"/>
+                <w:sz w:val="24"/>
+                <w:u w:val="none"/>
+                <w:b/>
+              </w:rPr>
+              <w:t>Class Objective:</w:t>
+            </w:r>
+          </w:p>
+          <w:p>
+            <w:pPr>
+              <w:spacing w:line="360" w:lineRule="auto" w:before="0" w:after="0"/>
+            </w:pPr>
+            <w:r>
+              <w:rPr>
+                <w:rFonts w:ascii="Arial" w:hAnsi="Arial" w:eastAsia="Arial" w:cs="Arial"/>
+                <w:i w:val="0"/>
+                <w:sz w:val="24"/>
+                <w:u w:val="none"/>
+              </w:rPr>
+              <w:t>Draw a grid route with checkpoints and translate movement arrows into mBlock commands.</w:t>
+            </w:r>
+          </w:p>
+          <w:p>
+            <w:pPr>
+              <w:spacing w:line="360" w:lineRule="auto" w:before="0" w:after="0"/>
+            </w:pPr>
+            <w:r>
+              <w:rPr>
+                <w:rFonts w:ascii="Arial" w:hAnsi="Arial" w:eastAsia="Arial" w:cs="Arial"/>
+                <w:b/>
+                <w:i w:val="0"/>
+                <w:sz w:val="24"/>
+                <w:u w:val="none"/>
+              </w:rPr>
+              <w:t>Pre-activities:</w:t>
+            </w:r>
+          </w:p>
+          <w:p>
+            <w:pPr>
+              <w:spacing w:line="360" w:lineRule="auto" w:before="0" w:after="0"/>
+            </w:pPr>
+            <w:r>
+              <w:rPr>
+                <w:rFonts w:ascii="Arial" w:hAnsi="Arial" w:eastAsia="Arial" w:cs="Arial"/>
+                <w:b w:val="0"/>
+                <w:i w:val="0"/>
+                <w:sz w:val="24"/>
+                <w:u w:val="none"/>
+              </w:rPr>
+              <w:t>Arrange arrow cards to reach a finish point without crossing obstacles. Review Week 6 practice vocabulary (part 1).</w:t>
+            </w:r>
+          </w:p>
+          <w:p>
+            <w:pPr>
+              <w:spacing w:line="360" w:lineRule="auto" w:before="0" w:after="0"/>
+            </w:pPr>
+            <w:r>
+              <w:rPr>
+                <w:rFonts w:ascii="Arial" w:hAnsi="Arial" w:eastAsia="Arial" w:cs="Arial"/>
+                <w:b w:val="0"/>
+                <w:i w:val="0"/>
+                <w:sz w:val="24"/>
+                <w:u w:val="none"/>
+              </w:rPr>
               <w:t>path: The way from one place to another</w:t>
-              <w:br/>
+            </w:r>
+          </w:p>
+          <w:p>
+            <w:pPr>
+              <w:spacing w:line="360" w:lineRule="auto" w:before="0" w:after="0"/>
+            </w:pPr>
+            <w:r>
+              <w:rPr>
+                <w:rFonts w:ascii="Arial" w:hAnsi="Arial" w:eastAsia="Arial" w:cs="Arial"/>
+                <w:b w:val="0"/>
+                <w:i w:val="0"/>
+                <w:sz w:val="24"/>
+                <w:u w:val="none"/>
+              </w:rPr>
               <w:t>route: The planned path to follow</w:t>
-              <w:br/>
+            </w:r>
+          </w:p>
+          <w:p>
+            <w:pPr>
+              <w:spacing w:line="360" w:lineRule="auto" w:before="0" w:after="0"/>
+            </w:pPr>
+            <w:r>
+              <w:rPr>
+                <w:rFonts w:ascii="Arial" w:hAnsi="Arial" w:eastAsia="Arial" w:cs="Arial"/>
+                <w:b w:val="0"/>
+                <w:i w:val="0"/>
+                <w:sz w:val="24"/>
+                <w:u w:val="none"/>
+              </w:rPr>
               <w:t>checkpoint: A place used to check progress on a route</w:t>
-              <w:br/>
-              <w:br/>
-              <w:t>While activities</w:t>
-              <w:br/>
-              <w:t>Draw a route map with start point, finish point, 2 checkpoints, and at least 6 movement arrows. Translate the arrows into a short mBlock command list.</w:t>
-              <w:br/>
-              <w:br/>
-              <w:t>Post activities</w:t>
-              <w:br/>
-              <w:t>Compare the map with a partner. Correct one command that does not match the route.</w:t>
+            </w:r>
+          </w:p>
+          <w:p>
+            <w:pPr>
+              <w:spacing w:line="360" w:lineRule="auto" w:before="0" w:after="0"/>
+            </w:pPr>
+            <w:r>
+              <w:rPr>
+                <w:rFonts w:ascii="Arial" w:hAnsi="Arial" w:eastAsia="Arial" w:cs="Arial"/>
+                <w:b/>
+                <w:i w:val="0"/>
+                <w:sz w:val="24"/>
+                <w:u w:val="none"/>
+              </w:rPr>
+              <w:t>While activities:</w:t>
+            </w:r>
+          </w:p>
+          <w:p>
+            <w:pPr>
+              <w:spacing w:line="360" w:lineRule="auto" w:before="0" w:after="0"/>
+            </w:pPr>
+            <w:r>
+              <w:rPr>
+                <w:rFonts w:ascii="Arial" w:hAnsi="Arial" w:eastAsia="Arial" w:cs="Arial"/>
+                <w:b w:val="0"/>
+                <w:i w:val="0"/>
+                <w:sz w:val="24"/>
+                <w:u w:val="none"/>
+              </w:rPr>
+              <w:t>Draw a route map with start point, finish point, 2 checkpoints, and at least 6 movement arrows.</w:t>
+            </w:r>
+          </w:p>
+          <w:p>
+            <w:pPr>
+              <w:spacing w:line="360" w:lineRule="auto" w:before="0" w:after="0"/>
+            </w:pPr>
+            <w:r>
+              <w:rPr>
+                <w:rFonts w:ascii="Arial" w:hAnsi="Arial" w:eastAsia="Arial" w:cs="Arial"/>
+                <w:b w:val="0"/>
+                <w:i w:val="0"/>
+                <w:sz w:val="24"/>
+                <w:u w:val="none"/>
+              </w:rPr>
+              <w:t>Translate the arrows into a short mBlock command list.</w:t>
+            </w:r>
+          </w:p>
+          <w:p>
+            <w:pPr>
+              <w:spacing w:line="360" w:lineRule="auto" w:before="0" w:after="0"/>
+            </w:pPr>
+            <w:r>
+              <w:rPr>
+                <w:rFonts w:ascii="Arial" w:hAnsi="Arial" w:eastAsia="Arial" w:cs="Arial"/>
+                <w:b/>
+                <w:i w:val="0"/>
+                <w:sz w:val="24"/>
+                <w:u w:val="none"/>
+              </w:rPr>
+              <w:t>Post activities:</w:t>
+            </w:r>
+          </w:p>
+          <w:p>
+            <w:pPr>
+              <w:spacing w:line="360" w:lineRule="auto" w:before="0" w:after="0"/>
+            </w:pPr>
+            <w:r>
+              <w:rPr>
+                <w:rFonts w:ascii="Arial" w:hAnsi="Arial" w:eastAsia="Arial" w:cs="Arial"/>
+                <w:b w:val="0"/>
+                <w:i w:val="0"/>
+                <w:sz w:val="24"/>
+                <w:u w:val="none"/>
+              </w:rPr>
+              <w:t>Compare the map with a partner.</w:t>
+            </w:r>
+          </w:p>
+          <w:p>
+            <w:pPr>
+              <w:spacing w:line="360" w:lineRule="auto" w:before="0" w:after="0"/>
+            </w:pPr>
+            <w:r>
+              <w:rPr>
+                <w:rFonts w:ascii="Arial" w:hAnsi="Arial" w:eastAsia="Arial" w:cs="Arial"/>
+                <w:b w:val="0"/>
+                <w:i w:val="0"/>
+                <w:sz w:val="24"/>
+                <w:u w:val="none"/>
+              </w:rPr>
+              <w:t>Correct one command that does not match the route.</w:t>
             </w:r>
           </w:p>
         </w:tc>
@@ -518,35 +1428,241 @@
               <w:bottom w:val="single" w:sz="4" w:space="0" w:color="auto"/>
               <w:right w:val="single" w:sz="4" w:space="0" w:color="auto"/>
             </w:tcBorders>
+            <w:vAlign w:val="top"/>
           </w:tcPr>
           <w:p>
-            <w:r>
-              <w:t>Topic:</w:t>
-              <w:br/>
+            <w:pPr>
+              <w:spacing w:line="360" w:lineRule="auto" w:before="0" w:after="0"/>
+            </w:pPr>
+            <w:r>
+              <w:rPr>
+                <w:rFonts w:ascii="Arial" w:hAnsi="Arial" w:eastAsia="Arial" w:cs="Arial"/>
+                <w:b/>
+                <w:i w:val="0"/>
+                <w:sz w:val="24"/>
+                <w:u w:val="none"/>
+              </w:rPr>
+              <w:t xml:space="preserve">Topic: </w:t>
+            </w:r>
+            <w:r>
+              <w:rPr>
+                <w:rFonts w:ascii="Arial" w:hAnsi="Arial" w:eastAsia="Arial" w:cs="Arial"/>
+                <w:b w:val="0"/>
+                <w:i w:val="0"/>
+                <w:sz w:val="24"/>
+                <w:u w:val="none"/>
+              </w:rPr>
               <w:t>Efficient navigation</w:t>
-              <w:br/>
-              <w:br/>
-              <w:t>Pre-activities</w:t>
-              <w:br/>
-              <w:t>Compare two programs for the same route and choose the more efficient one.</w:t>
-              <w:br/>
-              <w:t>Review Week 6 practice vocabulary (part 2).</w:t>
-              <w:br/>
+            </w:r>
+          </w:p>
+          <w:p>
+            <w:pPr>
+              <w:spacing w:line="360" w:lineRule="auto" w:before="0" w:after="0"/>
+            </w:pPr>
+            <w:r>
+              <w:rPr>
+                <w:rFonts w:ascii="Arial" w:hAnsi="Arial" w:eastAsia="Arial" w:cs="Arial"/>
+                <w:i w:val="0"/>
+                <w:sz w:val="24"/>
+                <w:u w:val="none"/>
+                <w:b/>
+              </w:rPr>
+              <w:t>Class Objective:</w:t>
+            </w:r>
+          </w:p>
+          <w:p>
+            <w:pPr>
+              <w:spacing w:line="360" w:lineRule="auto" w:before="0" w:after="0"/>
+            </w:pPr>
+            <w:r>
+              <w:rPr>
+                <w:rFonts w:ascii="Arial" w:hAnsi="Arial" w:eastAsia="Arial" w:cs="Arial"/>
+                <w:i w:val="0"/>
+                <w:sz w:val="24"/>
+                <w:u w:val="none"/>
+              </w:rPr>
+              <w:t>Program a route, remove an unnecessary command, and explain how the route became more efficient.</w:t>
+            </w:r>
+          </w:p>
+          <w:p>
+            <w:pPr>
+              <w:spacing w:line="360" w:lineRule="auto" w:before="0" w:after="0"/>
+            </w:pPr>
+            <w:r>
+              <w:rPr>
+                <w:rFonts w:ascii="Arial" w:hAnsi="Arial" w:eastAsia="Arial" w:cs="Arial"/>
+                <w:b/>
+                <w:i w:val="0"/>
+                <w:sz w:val="24"/>
+                <w:u w:val="none"/>
+              </w:rPr>
+              <w:t>Pre-activities:</w:t>
+            </w:r>
+          </w:p>
+          <w:p>
+            <w:pPr>
+              <w:spacing w:line="360" w:lineRule="auto" w:before="0" w:after="0"/>
+            </w:pPr>
+            <w:r>
+              <w:rPr>
+                <w:rFonts w:ascii="Arial" w:hAnsi="Arial" w:eastAsia="Arial" w:cs="Arial"/>
+                <w:b w:val="0"/>
+                <w:i w:val="0"/>
+                <w:sz w:val="24"/>
+                <w:u w:val="none"/>
+              </w:rPr>
+              <w:t>Compare two programs for the same route and choose the more efficient one. Review Week 6 practice vocabulary (part 2).</w:t>
+            </w:r>
+          </w:p>
+          <w:p>
+            <w:pPr>
+              <w:spacing w:line="360" w:lineRule="auto" w:before="0" w:after="0"/>
+            </w:pPr>
+            <w:r>
+              <w:rPr>
+                <w:rFonts w:ascii="Arial" w:hAnsi="Arial" w:eastAsia="Arial" w:cs="Arial"/>
+                <w:b w:val="0"/>
+                <w:i w:val="0"/>
+                <w:sz w:val="24"/>
+                <w:u w:val="none"/>
+              </w:rPr>
               <w:t>obstacle: Something that blocks the way</w:t>
-              <w:br/>
+            </w:r>
+          </w:p>
+          <w:p>
+            <w:pPr>
+              <w:spacing w:line="360" w:lineRule="auto" w:before="0" w:after="0"/>
+            </w:pPr>
+            <w:r>
+              <w:rPr>
+                <w:rFonts w:ascii="Arial" w:hAnsi="Arial" w:eastAsia="Arial" w:cs="Arial"/>
+                <w:b w:val="0"/>
+                <w:i w:val="0"/>
+                <w:sz w:val="24"/>
+                <w:u w:val="none"/>
+              </w:rPr>
               <w:t>plan: A set of steps for what to do</w:t>
-              <w:br/>
+            </w:r>
+          </w:p>
+          <w:p>
+            <w:pPr>
+              <w:spacing w:line="360" w:lineRule="auto" w:before="0" w:after="0"/>
+            </w:pPr>
+            <w:r>
+              <w:rPr>
+                <w:rFonts w:ascii="Arial" w:hAnsi="Arial" w:eastAsia="Arial" w:cs="Arial"/>
+                <w:b w:val="0"/>
+                <w:i w:val="0"/>
+                <w:sz w:val="24"/>
+                <w:u w:val="none"/>
+              </w:rPr>
               <w:t>improve: To make something better</w:t>
-              <w:br/>
-              <w:br/>
-              <w:t>While activities</w:t>
-              <w:br/>
-              <w:t>Program a taped floor route from start to finish. Test the mBot, remove one unnecessary command, and retest. Complete Appreciation Grade #2: Complete a self-reflection about effort, organization, receiving feedback, and perseverance during testing and debugging.</w:t>
-              <w:br/>
-              <w:br/>
-              <w:t>Post activities</w:t>
-              <w:br/>
-              <w:t>Demonstrate the improved route to another group. Write one change that made the route more efficient.</w:t>
+            </w:r>
+          </w:p>
+          <w:p>
+            <w:pPr>
+              <w:spacing w:line="360" w:lineRule="auto" w:before="0" w:after="0"/>
+            </w:pPr>
+            <w:r>
+              <w:rPr>
+                <w:rFonts w:ascii="Arial" w:hAnsi="Arial" w:eastAsia="Arial" w:cs="Arial"/>
+                <w:b/>
+                <w:i w:val="0"/>
+                <w:sz w:val="24"/>
+                <w:u w:val="none"/>
+              </w:rPr>
+              <w:t>While activities:</w:t>
+            </w:r>
+          </w:p>
+          <w:p>
+            <w:pPr>
+              <w:spacing w:line="360" w:lineRule="auto" w:before="0" w:after="0"/>
+            </w:pPr>
+            <w:r>
+              <w:rPr>
+                <w:rFonts w:ascii="Arial" w:hAnsi="Arial" w:eastAsia="Arial" w:cs="Arial"/>
+                <w:b w:val="0"/>
+                <w:i w:val="0"/>
+                <w:sz w:val="24"/>
+                <w:u w:val="none"/>
+              </w:rPr>
+              <w:t>Program a taped floor route from start to finish.</w:t>
+            </w:r>
+          </w:p>
+          <w:p>
+            <w:pPr>
+              <w:spacing w:line="360" w:lineRule="auto" w:before="0" w:after="0"/>
+            </w:pPr>
+            <w:r>
+              <w:rPr>
+                <w:rFonts w:ascii="Arial" w:hAnsi="Arial" w:eastAsia="Arial" w:cs="Arial"/>
+                <w:b w:val="0"/>
+                <w:i w:val="0"/>
+                <w:sz w:val="24"/>
+                <w:u w:val="none"/>
+              </w:rPr>
+              <w:t>Test the mBot, remove one unnecessary command, and retest.</w:t>
+            </w:r>
+          </w:p>
+          <w:p>
+            <w:pPr>
+              <w:spacing w:line="360" w:lineRule="auto" w:before="0" w:after="0"/>
+            </w:pPr>
+            <w:r>
+              <w:rPr>
+                <w:rFonts w:ascii="Arial" w:hAnsi="Arial" w:eastAsia="Arial" w:cs="Arial"/>
+                <w:b w:val="0"/>
+                <w:i w:val="0"/>
+                <w:sz w:val="24"/>
+                <w:highlight w:val="yellow"/>
+                <w:u w:val="none"/>
+              </w:rPr>
+              <w:t>Complete Appreciation Grade #2: Complete a self-reflection about effort, organization, receiving feedback, and perseverance during testing and debugging.</w:t>
+            </w:r>
+          </w:p>
+          <w:p>
+            <w:pPr>
+              <w:spacing w:line="360" w:lineRule="auto" w:before="0" w:after="0"/>
+            </w:pPr>
+            <w:r>
+              <w:rPr>
+                <w:rFonts w:ascii="Arial" w:hAnsi="Arial" w:eastAsia="Arial" w:cs="Arial"/>
+                <w:b/>
+                <w:i w:val="0"/>
+                <w:sz w:val="24"/>
+                <w:u w:val="none"/>
+              </w:rPr>
+              <w:t>Post activities:</w:t>
+            </w:r>
+          </w:p>
+          <w:p>
+            <w:pPr>
+              <w:spacing w:line="360" w:lineRule="auto" w:before="0" w:after="0"/>
+            </w:pPr>
+            <w:r>
+              <w:rPr>
+                <w:rFonts w:ascii="Arial" w:hAnsi="Arial" w:eastAsia="Arial" w:cs="Arial"/>
+                <w:b w:val="0"/>
+                <w:i w:val="0"/>
+                <w:sz w:val="24"/>
+                <w:u w:val="none"/>
+              </w:rPr>
+              <w:t>Demonstrate the improved route to another group.</w:t>
+            </w:r>
+          </w:p>
+          <w:p>
+            <w:pPr>
+              <w:spacing w:line="360" w:lineRule="auto" w:before="0" w:after="0"/>
+            </w:pPr>
+            <w:r>
+              <w:rPr>
+                <w:rFonts w:ascii="Arial" w:hAnsi="Arial" w:eastAsia="Arial" w:cs="Arial"/>
+                <w:b w:val="0"/>
+                <w:i w:val="0"/>
+                <w:sz w:val="24"/>
+                <w:u w:val="none"/>
+              </w:rPr>
+              <w:t>Write one change that made the route more efficient.</w:t>
             </w:r>
           </w:p>
         </w:tc>
@@ -561,10 +1677,31 @@
               <w:bottom w:val="single" w:sz="4" w:space="0" w:color="auto"/>
               <w:right w:val="single" w:sz="4" w:space="0" w:color="auto"/>
             </w:tcBorders>
+            <w:vAlign w:val="top"/>
           </w:tcPr>
           <w:p>
-            <w:r>
-              <w:t>Resources: Pen, pencil, technology notebook, student's email and password, mBot kits, mBlock software, USB cables or Bluetooth connection, charged batteries, ultrasonic sensor, speaker or computer sound output, project planning sheet, maze materials, floor tape or markers, projector.</w:t>
+            <w:pPr>
+              <w:spacing w:line="360" w:lineRule="auto" w:before="0" w:after="0"/>
+            </w:pPr>
+            <w:r>
+              <w:rPr>
+                <w:rFonts w:ascii="Arial" w:hAnsi="Arial" w:eastAsia="Arial" w:cs="Arial"/>
+                <w:b/>
+                <w:i w:val="0"/>
+                <w:sz w:val="24"/>
+                <w:u w:val="none"/>
+              </w:rPr>
+              <w:t xml:space="preserve">Resources: </w:t>
+            </w:r>
+            <w:r>
+              <w:rPr>
+                <w:rFonts w:ascii="Arial" w:hAnsi="Arial" w:eastAsia="Arial" w:cs="Arial"/>
+                <w:b w:val="0"/>
+                <w:i w:val="0"/>
+                <w:sz w:val="24"/>
+                <w:u w:val="none"/>
+              </w:rPr>
+              <w:t>Pen, pencil, technology notebook, student's computer, email and password</w:t>
             </w:r>
           </w:p>
         </w:tc>
@@ -577,10 +1714,31 @@
               <w:bottom w:val="single" w:sz="4" w:space="0" w:color="auto"/>
               <w:right w:val="single" w:sz="4" w:space="0" w:color="auto"/>
             </w:tcBorders>
+            <w:vAlign w:val="top"/>
           </w:tcPr>
           <w:p>
-            <w:r>
-              <w:t>Resources: Pen, pencil, technology notebook, student's email and password, mBot kits, mBlock software, USB cables or Bluetooth connection, charged batteries, ultrasonic sensor, speaker or computer sound output, project planning sheet, maze materials, floor tape or markers, projector.</w:t>
+            <w:pPr>
+              <w:spacing w:line="360" w:lineRule="auto" w:before="0" w:after="0"/>
+            </w:pPr>
+            <w:r>
+              <w:rPr>
+                <w:rFonts w:ascii="Arial" w:hAnsi="Arial" w:eastAsia="Arial" w:cs="Arial"/>
+                <w:b/>
+                <w:i w:val="0"/>
+                <w:sz w:val="24"/>
+                <w:u w:val="none"/>
+              </w:rPr>
+              <w:t xml:space="preserve">Resources: </w:t>
+            </w:r>
+            <w:r>
+              <w:rPr>
+                <w:rFonts w:ascii="Arial" w:hAnsi="Arial" w:eastAsia="Arial" w:cs="Arial"/>
+                <w:b w:val="0"/>
+                <w:i w:val="0"/>
+                <w:sz w:val="24"/>
+                <w:u w:val="none"/>
+              </w:rPr>
+              <w:t>Pen, pencil, technology notebook, student's computer, email and password</w:t>
             </w:r>
           </w:p>
         </w:tc>
@@ -596,9 +1754,21 @@
               <w:right w:val="single" w:sz="4" w:space="0" w:color="auto"/>
             </w:tcBorders>
             <w:shd w:val="clear" w:color="auto" w:fill="A8D08D"/>
+            <w:vAlign w:val="center"/>
           </w:tcPr>
           <w:p>
-            <w:r>
+            <w:pPr>
+              <w:jc w:val="center"/>
+              <w:spacing w:line="360" w:lineRule="auto" w:before="0" w:after="0"/>
+            </w:pPr>
+            <w:r>
+              <w:rPr>
+                <w:rFonts w:ascii="Arial" w:hAnsi="Arial" w:eastAsia="Arial" w:cs="Arial"/>
+                <w:b/>
+                <w:i w:val="0"/>
+                <w:sz w:val="24"/>
+                <w:u w:val="none"/>
+              </w:rPr>
               <w:t>7A, 7B day – 45min – April - Week 7</w:t>
             </w:r>
           </w:p>
@@ -613,9 +1783,21 @@
               <w:right w:val="single" w:sz="4" w:space="0" w:color="auto"/>
             </w:tcBorders>
             <w:shd w:val="clear" w:color="auto" w:fill="A8D08D"/>
+            <w:vAlign w:val="center"/>
           </w:tcPr>
           <w:p>
-            <w:r>
+            <w:pPr>
+              <w:jc w:val="center"/>
+              <w:spacing w:line="360" w:lineRule="auto" w:before="0" w:after="0"/>
+            </w:pPr>
+            <w:r>
+              <w:rPr>
+                <w:rFonts w:ascii="Arial" w:hAnsi="Arial" w:eastAsia="Arial" w:cs="Arial"/>
+                <w:b/>
+                <w:i w:val="0"/>
+                <w:sz w:val="24"/>
+                <w:u w:val="none"/>
+              </w:rPr>
               <w:t>7A, 7B day – 90 min – April - Week 7</w:t>
             </w:r>
           </w:p>
@@ -631,26 +1813,179 @@
               <w:bottom w:val="single" w:sz="4" w:space="0" w:color="auto"/>
               <w:right w:val="single" w:sz="4" w:space="0" w:color="auto"/>
             </w:tcBorders>
+            <w:vAlign w:val="top"/>
           </w:tcPr>
           <w:p>
-            <w:r>
-              <w:t>Topic:</w:t>
-              <w:br/>
+            <w:pPr>
+              <w:spacing w:line="360" w:lineRule="auto" w:before="0" w:after="0"/>
+            </w:pPr>
+            <w:r>
+              <w:rPr>
+                <w:rFonts w:ascii="Arial" w:hAnsi="Arial" w:eastAsia="Arial" w:cs="Arial"/>
+                <w:b/>
+                <w:i w:val="0"/>
+                <w:sz w:val="24"/>
+                <w:u w:val="none"/>
+              </w:rPr>
+              <w:t xml:space="preserve">Topic: </w:t>
+            </w:r>
+            <w:r>
+              <w:rPr>
+                <w:rFonts w:ascii="Arial" w:hAnsi="Arial" w:eastAsia="Arial" w:cs="Arial"/>
+                <w:b w:val="0"/>
+                <w:i w:val="0"/>
+                <w:sz w:val="24"/>
+                <w:u w:val="none"/>
+              </w:rPr>
               <w:t>LED states and meaning</w:t>
-              <w:br/>
-              <w:br/>
-              <w:t>Pre-activities</w:t>
-              <w:br/>
-              <w:t>Match colors with robot states: ready, moving, warning, stopped. Explain one color choice with a reason.</w:t>
-              <w:br/>
-              <w:br/>
-              <w:t>While activities</w:t>
-              <w:br/>
-              <w:t>Program green for ready, blue for moving, and red for stop. Test the LED sequence and adjust the order if the color does not match the robot state.</w:t>
-              <w:br/>
-              <w:br/>
-              <w:t>Post activities</w:t>
-              <w:br/>
+            </w:r>
+          </w:p>
+          <w:p>
+            <w:pPr>
+              <w:spacing w:line="360" w:lineRule="auto" w:before="0" w:after="0"/>
+            </w:pPr>
+            <w:r>
+              <w:rPr>
+                <w:rFonts w:ascii="Arial" w:hAnsi="Arial" w:eastAsia="Arial" w:cs="Arial"/>
+                <w:i w:val="0"/>
+                <w:sz w:val="24"/>
+                <w:u w:val="none"/>
+                <w:b/>
+              </w:rPr>
+              <w:t>Class Objective:</w:t>
+            </w:r>
+          </w:p>
+          <w:p>
+            <w:pPr>
+              <w:spacing w:line="360" w:lineRule="auto" w:before="0" w:after="0"/>
+            </w:pPr>
+            <w:r>
+              <w:rPr>
+                <w:rFonts w:ascii="Arial" w:hAnsi="Arial" w:eastAsia="Arial" w:cs="Arial"/>
+                <w:i w:val="0"/>
+                <w:sz w:val="24"/>
+                <w:u w:val="none"/>
+              </w:rPr>
+              <w:t>Program LED colors for robot states and explain what each color means.</w:t>
+            </w:r>
+          </w:p>
+          <w:p>
+            <w:pPr>
+              <w:spacing w:line="360" w:lineRule="auto" w:before="0" w:after="0"/>
+            </w:pPr>
+            <w:r>
+              <w:rPr>
+                <w:rFonts w:ascii="Arial" w:hAnsi="Arial" w:eastAsia="Arial" w:cs="Arial"/>
+                <w:b/>
+                <w:i w:val="0"/>
+                <w:sz w:val="24"/>
+                <w:u w:val="none"/>
+              </w:rPr>
+              <w:t>Pre-activities:</w:t>
+            </w:r>
+          </w:p>
+          <w:p>
+            <w:pPr>
+              <w:spacing w:line="360" w:lineRule="auto" w:before="0" w:after="0"/>
+            </w:pPr>
+            <w:r>
+              <w:rPr>
+                <w:rFonts w:ascii="Arial" w:hAnsi="Arial" w:eastAsia="Arial" w:cs="Arial"/>
+                <w:b w:val="0"/>
+                <w:i w:val="0"/>
+                <w:sz w:val="24"/>
+                <w:u w:val="none"/>
+              </w:rPr>
+              <w:t>Match colors with robot states: ready, moving, warning, stopped.</w:t>
+            </w:r>
+          </w:p>
+          <w:p>
+            <w:pPr>
+              <w:spacing w:line="360" w:lineRule="auto" w:before="0" w:after="0"/>
+            </w:pPr>
+            <w:r>
+              <w:rPr>
+                <w:rFonts w:ascii="Arial" w:hAnsi="Arial" w:eastAsia="Arial" w:cs="Arial"/>
+                <w:b w:val="0"/>
+                <w:i w:val="0"/>
+                <w:sz w:val="24"/>
+                <w:u w:val="none"/>
+              </w:rPr>
+              <w:t>Explain one color choice with a reason.</w:t>
+            </w:r>
+          </w:p>
+          <w:p>
+            <w:pPr>
+              <w:spacing w:line="360" w:lineRule="auto" w:before="0" w:after="0"/>
+            </w:pPr>
+            <w:r>
+              <w:rPr>
+                <w:rFonts w:ascii="Arial" w:hAnsi="Arial" w:eastAsia="Arial" w:cs="Arial"/>
+                <w:b/>
+                <w:i w:val="0"/>
+                <w:sz w:val="24"/>
+                <w:u w:val="none"/>
+              </w:rPr>
+              <w:t>While activities:</w:t>
+            </w:r>
+          </w:p>
+          <w:p>
+            <w:pPr>
+              <w:spacing w:line="360" w:lineRule="auto" w:before="0" w:after="0"/>
+            </w:pPr>
+            <w:r>
+              <w:rPr>
+                <w:rFonts w:ascii="Arial" w:hAnsi="Arial" w:eastAsia="Arial" w:cs="Arial"/>
+                <w:b w:val="0"/>
+                <w:i w:val="0"/>
+                <w:sz w:val="24"/>
+                <w:u w:val="none"/>
+              </w:rPr>
+              <w:t>Program green for ready, blue for moving, and red for stop.</w:t>
+            </w:r>
+          </w:p>
+          <w:p>
+            <w:pPr>
+              <w:spacing w:line="360" w:lineRule="auto" w:before="0" w:after="0"/>
+            </w:pPr>
+            <w:r>
+              <w:rPr>
+                <w:rFonts w:ascii="Arial" w:hAnsi="Arial" w:eastAsia="Arial" w:cs="Arial"/>
+                <w:b w:val="0"/>
+                <w:i w:val="0"/>
+                <w:sz w:val="24"/>
+                <w:u w:val="none"/>
+              </w:rPr>
+              <w:t>Test the LED sequence and adjust the order if the color does not match the robot state.</w:t>
+            </w:r>
+          </w:p>
+          <w:p>
+            <w:pPr>
+              <w:spacing w:line="360" w:lineRule="auto" w:before="0" w:after="0"/>
+            </w:pPr>
+            <w:r>
+              <w:rPr>
+                <w:rFonts w:ascii="Arial" w:hAnsi="Arial" w:eastAsia="Arial" w:cs="Arial"/>
+                <w:b/>
+                <w:i w:val="0"/>
+                <w:sz w:val="24"/>
+                <w:u w:val="none"/>
+              </w:rPr>
+              <w:t>Post activities:</w:t>
+            </w:r>
+          </w:p>
+          <w:p>
+            <w:pPr>
+              <w:spacing w:line="360" w:lineRule="auto" w:before="0" w:after="0"/>
+            </w:pPr>
+            <w:r>
+              <w:rPr>
+                <w:rFonts w:ascii="Arial" w:hAnsi="Arial" w:eastAsia="Arial" w:cs="Arial"/>
+                <w:b w:val="0"/>
+                <w:i w:val="0"/>
+                <w:sz w:val="24"/>
+                <w:u w:val="none"/>
+              </w:rPr>
               <w:t>Write a three-line legend explaining what each color means.</w:t>
             </w:r>
           </w:p>
@@ -664,41 +1999,285 @@
               <w:bottom w:val="single" w:sz="4" w:space="0" w:color="auto"/>
               <w:right w:val="single" w:sz="4" w:space="0" w:color="auto"/>
             </w:tcBorders>
+            <w:vAlign w:val="top"/>
           </w:tcPr>
           <w:p>
-            <w:r>
-              <w:t>Topic:</w:t>
-              <w:br/>
+            <w:pPr>
+              <w:spacing w:line="360" w:lineRule="auto" w:before="0" w:after="0"/>
+            </w:pPr>
+            <w:r>
+              <w:rPr>
+                <w:rFonts w:ascii="Arial" w:hAnsi="Arial" w:eastAsia="Arial" w:cs="Arial"/>
+                <w:b/>
+                <w:i w:val="0"/>
+                <w:sz w:val="24"/>
+                <w:u w:val="none"/>
+              </w:rPr>
+              <w:t xml:space="preserve">Topic: </w:t>
+            </w:r>
+            <w:r>
+              <w:rPr>
+                <w:rFonts w:ascii="Arial" w:hAnsi="Arial" w:eastAsia="Arial" w:cs="Arial"/>
+                <w:b w:val="0"/>
+                <w:i w:val="0"/>
+                <w:sz w:val="24"/>
+                <w:u w:val="none"/>
+              </w:rPr>
               <w:t>Movement with LEDs and sound</w:t>
-              <w:br/>
-              <w:br/>
-              <w:t>Pre-activities</w:t>
-              <w:br/>
-              <w:t>Predict when the robot should show light or play sound during a short route.</w:t>
-              <w:br/>
-              <w:t>Review Week 7 practice vocabulary.</w:t>
-              <w:br/>
+            </w:r>
+          </w:p>
+          <w:p>
+            <w:pPr>
+              <w:spacing w:line="360" w:lineRule="auto" w:before="0" w:after="0"/>
+            </w:pPr>
+            <w:r>
+              <w:rPr>
+                <w:rFonts w:ascii="Arial" w:hAnsi="Arial" w:eastAsia="Arial" w:cs="Arial"/>
+                <w:i w:val="0"/>
+                <w:sz w:val="24"/>
+                <w:u w:val="none"/>
+                <w:b/>
+              </w:rPr>
+              <w:t>Class Objective:</w:t>
+            </w:r>
+          </w:p>
+          <w:p>
+            <w:pPr>
+              <w:spacing w:line="360" w:lineRule="auto" w:before="0" w:after="0"/>
+            </w:pPr>
+            <w:r>
+              <w:rPr>
+                <w:rFonts w:ascii="Arial" w:hAnsi="Arial" w:eastAsia="Arial" w:cs="Arial"/>
+                <w:i w:val="0"/>
+                <w:sz w:val="24"/>
+                <w:u w:val="none"/>
+              </w:rPr>
+              <w:t>Combine movement, LED, and buzzer blocks to communicate robot states during a route.</w:t>
+            </w:r>
+          </w:p>
+          <w:p>
+            <w:pPr>
+              <w:spacing w:line="360" w:lineRule="auto" w:before="0" w:after="0"/>
+            </w:pPr>
+            <w:r>
+              <w:rPr>
+                <w:rFonts w:ascii="Arial" w:hAnsi="Arial" w:eastAsia="Arial" w:cs="Arial"/>
+                <w:b/>
+                <w:i w:val="0"/>
+                <w:sz w:val="24"/>
+                <w:u w:val="none"/>
+              </w:rPr>
+              <w:t>Pre-activities:</w:t>
+            </w:r>
+          </w:p>
+          <w:p>
+            <w:pPr>
+              <w:spacing w:line="360" w:lineRule="auto" w:before="0" w:after="0"/>
+            </w:pPr>
+            <w:r>
+              <w:rPr>
+                <w:rFonts w:ascii="Arial" w:hAnsi="Arial" w:eastAsia="Arial" w:cs="Arial"/>
+                <w:b w:val="0"/>
+                <w:i w:val="0"/>
+                <w:sz w:val="24"/>
+                <w:u w:val="none"/>
+              </w:rPr>
+              <w:t>Predict when the robot should show light or play sound during a short route. Review Week 7 practice vocabulary.</w:t>
+            </w:r>
+          </w:p>
+          <w:p>
+            <w:pPr>
+              <w:spacing w:line="360" w:lineRule="auto" w:before="0" w:after="0"/>
+            </w:pPr>
+            <w:r>
+              <w:rPr>
+                <w:rFonts w:ascii="Arial" w:hAnsi="Arial" w:eastAsia="Arial" w:cs="Arial"/>
+                <w:b w:val="0"/>
+                <w:i w:val="0"/>
+                <w:sz w:val="24"/>
+                <w:u w:val="none"/>
+              </w:rPr>
               <w:t>LED: A small light that a program can control</w:t>
-              <w:br/>
+            </w:r>
+          </w:p>
+          <w:p>
+            <w:pPr>
+              <w:spacing w:line="360" w:lineRule="auto" w:before="0" w:after="0"/>
+            </w:pPr>
+            <w:r>
+              <w:rPr>
+                <w:rFonts w:ascii="Arial" w:hAnsi="Arial" w:eastAsia="Arial" w:cs="Arial"/>
+                <w:b w:val="0"/>
+                <w:i w:val="0"/>
+                <w:sz w:val="24"/>
+                <w:u w:val="none"/>
+              </w:rPr>
               <w:t>buzzer: A part that makes a sound</w:t>
-              <w:br/>
+            </w:r>
+          </w:p>
+          <w:p>
+            <w:pPr>
+              <w:spacing w:line="360" w:lineRule="auto" w:before="0" w:after="0"/>
+            </w:pPr>
+            <w:r>
+              <w:rPr>
+                <w:rFonts w:ascii="Arial" w:hAnsi="Arial" w:eastAsia="Arial" w:cs="Arial"/>
+                <w:b w:val="0"/>
+                <w:i w:val="0"/>
+                <w:sz w:val="24"/>
+                <w:u w:val="none"/>
+              </w:rPr>
               <w:t>state: The current condition of something</w:t>
-              <w:br/>
+            </w:r>
+          </w:p>
+          <w:p>
+            <w:pPr>
+              <w:spacing w:line="360" w:lineRule="auto" w:before="0" w:after="0"/>
+            </w:pPr>
+            <w:r>
+              <w:rPr>
+                <w:rFonts w:ascii="Arial" w:hAnsi="Arial" w:eastAsia="Arial" w:cs="Arial"/>
+                <w:b w:val="0"/>
+                <w:i w:val="0"/>
+                <w:sz w:val="24"/>
+                <w:u w:val="none"/>
+              </w:rPr>
               <w:t>event: Something that starts an action in a program</w:t>
-              <w:br/>
+            </w:r>
+          </w:p>
+          <w:p>
+            <w:pPr>
+              <w:spacing w:line="360" w:lineRule="auto" w:before="0" w:after="0"/>
+            </w:pPr>
+            <w:r>
+              <w:rPr>
+                <w:rFonts w:ascii="Arial" w:hAnsi="Arial" w:eastAsia="Arial" w:cs="Arial"/>
+                <w:b w:val="0"/>
+                <w:i w:val="0"/>
+                <w:sz w:val="24"/>
+                <w:u w:val="none"/>
+              </w:rPr>
               <w:t>signal: A sign or message sent to show information</w:t>
-              <w:br/>
+            </w:r>
+          </w:p>
+          <w:p>
+            <w:pPr>
+              <w:spacing w:line="360" w:lineRule="auto" w:before="0" w:after="0"/>
+            </w:pPr>
+            <w:r>
+              <w:rPr>
+                <w:rFonts w:ascii="Arial" w:hAnsi="Arial" w:eastAsia="Arial" w:cs="Arial"/>
+                <w:b w:val="0"/>
+                <w:i w:val="0"/>
+                <w:sz w:val="24"/>
+                <w:u w:val="none"/>
+              </w:rPr>
               <w:t>pattern: Something that repeats or has a clear order</w:t>
-              <w:br/>
-              <w:br/>
-              <w:t>While activities</w:t>
-              <w:br/>
-              <w:t>Combine movement, LED, and buzzer blocks in one program. Program a start signal, moving state, stop signal, and short alert sound. Test the program and debug the order of blocks.</w:t>
-              <w:br/>
-              <w:br/>
-              <w:t>Post activities</w:t>
-              <w:br/>
-              <w:t>Present the final state sequence to another pair. Explain how lights and sound help a user understand the robot.</w:t>
+            </w:r>
+          </w:p>
+          <w:p>
+            <w:pPr>
+              <w:spacing w:line="360" w:lineRule="auto" w:before="0" w:after="0"/>
+            </w:pPr>
+            <w:r>
+              <w:rPr>
+                <w:rFonts w:ascii="Arial" w:hAnsi="Arial" w:eastAsia="Arial" w:cs="Arial"/>
+                <w:b/>
+                <w:i w:val="0"/>
+                <w:sz w:val="24"/>
+                <w:u w:val="none"/>
+              </w:rPr>
+              <w:t>While activities:</w:t>
+            </w:r>
+          </w:p>
+          <w:p>
+            <w:pPr>
+              <w:spacing w:line="360" w:lineRule="auto" w:before="0" w:after="0"/>
+            </w:pPr>
+            <w:r>
+              <w:rPr>
+                <w:rFonts w:ascii="Arial" w:hAnsi="Arial" w:eastAsia="Arial" w:cs="Arial"/>
+                <w:b w:val="0"/>
+                <w:i w:val="0"/>
+                <w:sz w:val="24"/>
+                <w:u w:val="none"/>
+              </w:rPr>
+              <w:t>Combine movement, LED, and buzzer blocks in one program.</w:t>
+            </w:r>
+          </w:p>
+          <w:p>
+            <w:pPr>
+              <w:spacing w:line="360" w:lineRule="auto" w:before="0" w:after="0"/>
+            </w:pPr>
+            <w:r>
+              <w:rPr>
+                <w:rFonts w:ascii="Arial" w:hAnsi="Arial" w:eastAsia="Arial" w:cs="Arial"/>
+                <w:b w:val="0"/>
+                <w:i w:val="0"/>
+                <w:sz w:val="24"/>
+                <w:u w:val="none"/>
+              </w:rPr>
+              <w:t>Program a start signal, moving state, stop signal, and short alert sound.</w:t>
+            </w:r>
+          </w:p>
+          <w:p>
+            <w:pPr>
+              <w:spacing w:line="360" w:lineRule="auto" w:before="0" w:after="0"/>
+            </w:pPr>
+            <w:r>
+              <w:rPr>
+                <w:rFonts w:ascii="Arial" w:hAnsi="Arial" w:eastAsia="Arial" w:cs="Arial"/>
+                <w:b w:val="0"/>
+                <w:i w:val="0"/>
+                <w:sz w:val="24"/>
+                <w:u w:val="none"/>
+              </w:rPr>
+              <w:t>Test the program and debug the order of blocks.</w:t>
+            </w:r>
+          </w:p>
+          <w:p>
+            <w:pPr>
+              <w:spacing w:line="360" w:lineRule="auto" w:before="0" w:after="0"/>
+            </w:pPr>
+            <w:r>
+              <w:rPr>
+                <w:rFonts w:ascii="Arial" w:hAnsi="Arial" w:eastAsia="Arial" w:cs="Arial"/>
+                <w:b/>
+                <w:i w:val="0"/>
+                <w:sz w:val="24"/>
+                <w:u w:val="none"/>
+              </w:rPr>
+              <w:t>Post activities:</w:t>
+            </w:r>
+          </w:p>
+          <w:p>
+            <w:pPr>
+              <w:spacing w:line="360" w:lineRule="auto" w:before="0" w:after="0"/>
+            </w:pPr>
+            <w:r>
+              <w:rPr>
+                <w:rFonts w:ascii="Arial" w:hAnsi="Arial" w:eastAsia="Arial" w:cs="Arial"/>
+                <w:b w:val="0"/>
+                <w:i w:val="0"/>
+                <w:sz w:val="24"/>
+                <w:u w:val="none"/>
+              </w:rPr>
+              <w:t>Present the final state sequence to another pair.</w:t>
+            </w:r>
+          </w:p>
+          <w:p>
+            <w:pPr>
+              <w:spacing w:line="360" w:lineRule="auto" w:before="0" w:after="0"/>
+            </w:pPr>
+            <w:r>
+              <w:rPr>
+                <w:rFonts w:ascii="Arial" w:hAnsi="Arial" w:eastAsia="Arial" w:cs="Arial"/>
+                <w:b w:val="0"/>
+                <w:i w:val="0"/>
+                <w:sz w:val="24"/>
+                <w:u w:val="none"/>
+              </w:rPr>
+              <w:t>Explain how lights and sound help a user understand the robot.</w:t>
             </w:r>
           </w:p>
         </w:tc>
@@ -716,10 +2295,31 @@
               <w:bottom w:val="single" w:sz="4" w:space="0" w:color="auto"/>
               <w:right w:val="single" w:sz="4" w:space="0" w:color="auto"/>
             </w:tcBorders>
+            <w:vAlign w:val="top"/>
           </w:tcPr>
           <w:p>
-            <w:r>
-              <w:t>Resources: Pen, pencil, technology notebook, student's email and password, mBot kits, mBlock software, USB cables or Bluetooth connection, charged batteries, ultrasonic sensor, speaker or computer sound output, project planning sheet, maze materials, floor tape or markers, projector.</w:t>
+            <w:pPr>
+              <w:spacing w:line="360" w:lineRule="auto" w:before="0" w:after="0"/>
+            </w:pPr>
+            <w:r>
+              <w:rPr>
+                <w:rFonts w:ascii="Arial" w:hAnsi="Arial" w:eastAsia="Arial" w:cs="Arial"/>
+                <w:b/>
+                <w:i w:val="0"/>
+                <w:sz w:val="24"/>
+                <w:u w:val="none"/>
+              </w:rPr>
+              <w:t xml:space="preserve">Resources: </w:t>
+            </w:r>
+            <w:r>
+              <w:rPr>
+                <w:rFonts w:ascii="Arial" w:hAnsi="Arial" w:eastAsia="Arial" w:cs="Arial"/>
+                <w:b w:val="0"/>
+                <w:i w:val="0"/>
+                <w:sz w:val="24"/>
+                <w:u w:val="none"/>
+              </w:rPr>
+              <w:t>Pen, pencil, technology notebook, student's computer, email and password</w:t>
             </w:r>
           </w:p>
         </w:tc>
@@ -732,10 +2332,31 @@
               <w:bottom w:val="single" w:sz="4" w:space="0" w:color="auto"/>
               <w:right w:val="single" w:sz="4" w:space="0" w:color="auto"/>
             </w:tcBorders>
+            <w:vAlign w:val="top"/>
           </w:tcPr>
           <w:p>
-            <w:r>
-              <w:t>Resources: Pen, pencil, technology notebook, student's email and password, mBot kits, mBlock software, USB cables or Bluetooth connection, charged batteries, ultrasonic sensor, speaker or computer sound output, project planning sheet, maze materials, floor tape or markers, projector.</w:t>
+            <w:pPr>
+              <w:spacing w:line="360" w:lineRule="auto" w:before="0" w:after="0"/>
+            </w:pPr>
+            <w:r>
+              <w:rPr>
+                <w:rFonts w:ascii="Arial" w:hAnsi="Arial" w:eastAsia="Arial" w:cs="Arial"/>
+                <w:b/>
+                <w:i w:val="0"/>
+                <w:sz w:val="24"/>
+                <w:u w:val="none"/>
+              </w:rPr>
+              <w:t xml:space="preserve">Resources: </w:t>
+            </w:r>
+            <w:r>
+              <w:rPr>
+                <w:rFonts w:ascii="Arial" w:hAnsi="Arial" w:eastAsia="Arial" w:cs="Arial"/>
+                <w:b w:val="0"/>
+                <w:i w:val="0"/>
+                <w:sz w:val="24"/>
+                <w:u w:val="none"/>
+              </w:rPr>
+              <w:t>Pen, pencil, technology notebook, student's computer, email and password</w:t>
             </w:r>
           </w:p>
         </w:tc>
@@ -751,9 +2372,21 @@
               <w:right w:val="single" w:sz="4" w:space="0" w:color="auto"/>
             </w:tcBorders>
             <w:shd w:val="clear" w:color="auto" w:fill="A8D08D"/>
+            <w:vAlign w:val="center"/>
           </w:tcPr>
           <w:p>
-            <w:r>
+            <w:pPr>
+              <w:jc w:val="center"/>
+              <w:spacing w:line="360" w:lineRule="auto" w:before="0" w:after="0"/>
+            </w:pPr>
+            <w:r>
+              <w:rPr>
+                <w:rFonts w:ascii="Arial" w:hAnsi="Arial" w:eastAsia="Arial" w:cs="Arial"/>
+                <w:b/>
+                <w:i w:val="0"/>
+                <w:sz w:val="24"/>
+                <w:u w:val="none"/>
+              </w:rPr>
               <w:t>7A, 7B day – 45min – April - Week 8</w:t>
             </w:r>
           </w:p>
@@ -768,9 +2401,21 @@
               <w:right w:val="single" w:sz="4" w:space="0" w:color="auto"/>
             </w:tcBorders>
             <w:shd w:val="clear" w:color="auto" w:fill="A8D08D"/>
+            <w:vAlign w:val="center"/>
           </w:tcPr>
           <w:p>
-            <w:r>
+            <w:pPr>
+              <w:jc w:val="center"/>
+              <w:spacing w:line="360" w:lineRule="auto" w:before="0" w:after="0"/>
+            </w:pPr>
+            <w:r>
+              <w:rPr>
+                <w:rFonts w:ascii="Arial" w:hAnsi="Arial" w:eastAsia="Arial" w:cs="Arial"/>
+                <w:b/>
+                <w:i w:val="0"/>
+                <w:sz w:val="24"/>
+                <w:u w:val="none"/>
+              </w:rPr>
               <w:t>7A, 7B day – 90 min – April - Week 8</w:t>
             </w:r>
           </w:p>
@@ -786,43 +2431,300 @@
               <w:bottom w:val="single" w:sz="4" w:space="0" w:color="auto"/>
               <w:right w:val="single" w:sz="4" w:space="0" w:color="auto"/>
             </w:tcBorders>
+            <w:vAlign w:val="top"/>
           </w:tcPr>
           <w:p>
-            <w:r>
-              <w:t>Topic:</w:t>
-              <w:br/>
+            <w:pPr>
+              <w:spacing w:line="360" w:lineRule="auto" w:before="0" w:after="0"/>
+            </w:pPr>
+            <w:r>
+              <w:rPr>
+                <w:rFonts w:ascii="Arial" w:hAnsi="Arial" w:eastAsia="Arial" w:cs="Arial"/>
+                <w:b/>
+                <w:i w:val="0"/>
+                <w:sz w:val="24"/>
+                <w:u w:val="none"/>
+              </w:rPr>
+              <w:t xml:space="preserve">Topic: </w:t>
+            </w:r>
+            <w:r>
+              <w:rPr>
+                <w:rFonts w:ascii="Arial" w:hAnsi="Arial" w:eastAsia="Arial" w:cs="Arial"/>
+                <w:b w:val="0"/>
+                <w:i w:val="0"/>
+                <w:sz w:val="24"/>
+                <w:u w:val="none"/>
+              </w:rPr>
               <w:t>Ultrasonic sensor values and thresholds</w:t>
-              <w:br/>
-              <w:br/>
-              <w:t>Pre-activities</w:t>
-              <w:br/>
-              <w:t>Observe near and far objects and predict how the sensor value changes.</w:t>
-              <w:br/>
-              <w:t>Review Week 8 practice vocabulary.</w:t>
-              <w:br/>
+            </w:r>
+          </w:p>
+          <w:p>
+            <w:pPr>
+              <w:spacing w:line="360" w:lineRule="auto" w:before="0" w:after="0"/>
+            </w:pPr>
+            <w:r>
+              <w:rPr>
+                <w:rFonts w:ascii="Arial" w:hAnsi="Arial" w:eastAsia="Arial" w:cs="Arial"/>
+                <w:i w:val="0"/>
+                <w:sz w:val="24"/>
+                <w:u w:val="none"/>
+                <w:b/>
+              </w:rPr>
+              <w:t>Class Objective:</w:t>
+            </w:r>
+          </w:p>
+          <w:p>
+            <w:pPr>
+              <w:spacing w:line="360" w:lineRule="auto" w:before="0" w:after="0"/>
+            </w:pPr>
+            <w:r>
+              <w:rPr>
+                <w:rFonts w:ascii="Arial" w:hAnsi="Arial" w:eastAsia="Arial" w:cs="Arial"/>
+                <w:i w:val="0"/>
+                <w:sz w:val="24"/>
+                <w:u w:val="none"/>
+              </w:rPr>
+              <w:t>Read ultrasonic sensor values, choose a threshold, and explain a reasonable obstacle condition.</w:t>
+            </w:r>
+          </w:p>
+          <w:p>
+            <w:pPr>
+              <w:spacing w:line="360" w:lineRule="auto" w:before="0" w:after="0"/>
+            </w:pPr>
+            <w:r>
+              <w:rPr>
+                <w:rFonts w:ascii="Arial" w:hAnsi="Arial" w:eastAsia="Arial" w:cs="Arial"/>
+                <w:b/>
+                <w:i w:val="0"/>
+                <w:sz w:val="24"/>
+                <w:u w:val="none"/>
+              </w:rPr>
+              <w:t>Pre-activities:</w:t>
+            </w:r>
+          </w:p>
+          <w:p>
+            <w:pPr>
+              <w:spacing w:line="360" w:lineRule="auto" w:before="0" w:after="0"/>
+            </w:pPr>
+            <w:r>
+              <w:rPr>
+                <w:rFonts w:ascii="Arial" w:hAnsi="Arial" w:eastAsia="Arial" w:cs="Arial"/>
+                <w:b w:val="0"/>
+                <w:i w:val="0"/>
+                <w:sz w:val="24"/>
+                <w:u w:val="none"/>
+              </w:rPr>
+              <w:t>Observe near and far objects and predict how the sensor value changes. Review Week 8 practice vocabulary.</w:t>
+            </w:r>
+          </w:p>
+          <w:p>
+            <w:pPr>
+              <w:spacing w:line="360" w:lineRule="auto" w:before="0" w:after="0"/>
+            </w:pPr>
+            <w:r>
+              <w:rPr>
+                <w:rFonts w:ascii="Arial" w:hAnsi="Arial" w:eastAsia="Arial" w:cs="Arial"/>
+                <w:b w:val="0"/>
+                <w:i w:val="0"/>
+                <w:sz w:val="24"/>
+                <w:u w:val="none"/>
+              </w:rPr>
               <w:t>ultrasonic: Using sound waves to measure distance</w:t>
-              <w:br/>
+            </w:r>
+          </w:p>
+          <w:p>
+            <w:pPr>
+              <w:spacing w:line="360" w:lineRule="auto" w:before="0" w:after="0"/>
+            </w:pPr>
+            <w:r>
+              <w:rPr>
+                <w:rFonts w:ascii="Arial" w:hAnsi="Arial" w:eastAsia="Arial" w:cs="Arial"/>
+                <w:b w:val="0"/>
+                <w:i w:val="0"/>
+                <w:sz w:val="24"/>
+                <w:u w:val="none"/>
+              </w:rPr>
               <w:t>reading: A value measured by a sensor</w:t>
-              <w:br/>
+            </w:r>
+          </w:p>
+          <w:p>
+            <w:pPr>
+              <w:spacing w:line="360" w:lineRule="auto" w:before="0" w:after="0"/>
+            </w:pPr>
+            <w:r>
+              <w:rPr>
+                <w:rFonts w:ascii="Arial" w:hAnsi="Arial" w:eastAsia="Arial" w:cs="Arial"/>
+                <w:b w:val="0"/>
+                <w:i w:val="0"/>
+                <w:sz w:val="24"/>
+                <w:u w:val="none"/>
+              </w:rPr>
               <w:t>threshold: A limit where an action changes</w:t>
-              <w:br/>
+            </w:r>
+          </w:p>
+          <w:p>
+            <w:pPr>
+              <w:spacing w:line="360" w:lineRule="auto" w:before="0" w:after="0"/>
+            </w:pPr>
+            <w:r>
+              <w:rPr>
+                <w:rFonts w:ascii="Arial" w:hAnsi="Arial" w:eastAsia="Arial" w:cs="Arial"/>
+                <w:b w:val="0"/>
+                <w:i w:val="0"/>
+                <w:sz w:val="24"/>
+                <w:u w:val="none"/>
+              </w:rPr>
               <w:t>condition: A rule that can be true or false</w:t>
-              <w:br/>
+            </w:r>
+          </w:p>
+          <w:p>
+            <w:pPr>
+              <w:spacing w:line="360" w:lineRule="auto" w:before="0" w:after="0"/>
+            </w:pPr>
+            <w:r>
+              <w:rPr>
+                <w:rFonts w:ascii="Arial" w:hAnsi="Arial" w:eastAsia="Arial" w:cs="Arial"/>
+                <w:b w:val="0"/>
+                <w:i w:val="0"/>
+                <w:sz w:val="24"/>
+                <w:u w:val="none"/>
+              </w:rPr>
               <w:t>if: A code word used to check a condition</w:t>
-              <w:br/>
+            </w:r>
+          </w:p>
+          <w:p>
+            <w:pPr>
+              <w:spacing w:line="360" w:lineRule="auto" w:before="0" w:after="0"/>
+            </w:pPr>
+            <w:r>
+              <w:rPr>
+                <w:rFonts w:ascii="Arial" w:hAnsi="Arial" w:eastAsia="Arial" w:cs="Arial"/>
+                <w:b w:val="0"/>
+                <w:i w:val="0"/>
+                <w:sz w:val="24"/>
+                <w:u w:val="none"/>
+              </w:rPr>
               <w:t>else: A code word for what happens when an if condition is false</w:t>
-              <w:br/>
+            </w:r>
+          </w:p>
+          <w:p>
+            <w:pPr>
+              <w:spacing w:line="360" w:lineRule="auto" w:before="0" w:after="0"/>
+            </w:pPr>
+            <w:r>
+              <w:rPr>
+                <w:rFonts w:ascii="Arial" w:hAnsi="Arial" w:eastAsia="Arial" w:cs="Arial"/>
+                <w:b w:val="0"/>
+                <w:i w:val="0"/>
+                <w:sz w:val="24"/>
+                <w:u w:val="none"/>
+              </w:rPr>
               <w:t>reactive: Able to respond when something changes</w:t>
-              <w:br/>
-              <w:br/>
-              <w:t>While activities</w:t>
-              <w:br/>
-              <w:t>Complete a 6-question quiz-style check on sensor values, thresholds, and if/else choices. Read ultrasonic sensor values for 3 object distances. Choose a threshold that means “too close” and explain why the threshold is reasonable.</w:t>
-              <w:br/>
-              <w:br/>
-              <w:t>Post activities</w:t>
-              <w:br/>
-              <w:t>Share one threshold with the class. Revise it if testing shows it is too high or too low.</w:t>
+            </w:r>
+          </w:p>
+          <w:p>
+            <w:pPr>
+              <w:spacing w:line="360" w:lineRule="auto" w:before="0" w:after="0"/>
+            </w:pPr>
+            <w:r>
+              <w:rPr>
+                <w:rFonts w:ascii="Arial" w:hAnsi="Arial" w:eastAsia="Arial" w:cs="Arial"/>
+                <w:b/>
+                <w:i w:val="0"/>
+                <w:sz w:val="24"/>
+                <w:u w:val="none"/>
+              </w:rPr>
+              <w:t>While activities:</w:t>
+            </w:r>
+          </w:p>
+          <w:p>
+            <w:pPr>
+              <w:spacing w:line="360" w:lineRule="auto" w:before="0" w:after="0"/>
+            </w:pPr>
+            <w:r>
+              <w:rPr>
+                <w:rFonts w:ascii="Arial" w:hAnsi="Arial" w:eastAsia="Arial" w:cs="Arial"/>
+                <w:b w:val="0"/>
+                <w:i w:val="0"/>
+                <w:sz w:val="24"/>
+                <w:u w:val="none"/>
+              </w:rPr>
+              <w:t>Complete a 6-question quiz-style check on sensor values, thresholds, and if/else choices.</w:t>
+            </w:r>
+          </w:p>
+          <w:p>
+            <w:pPr>
+              <w:spacing w:line="360" w:lineRule="auto" w:before="0" w:after="0"/>
+            </w:pPr>
+            <w:r>
+              <w:rPr>
+                <w:rFonts w:ascii="Arial" w:hAnsi="Arial" w:eastAsia="Arial" w:cs="Arial"/>
+                <w:b w:val="0"/>
+                <w:i w:val="0"/>
+                <w:sz w:val="24"/>
+                <w:u w:val="none"/>
+              </w:rPr>
+              <w:t>Read ultrasonic sensor values for 3 object distances.</w:t>
+            </w:r>
+          </w:p>
+          <w:p>
+            <w:pPr>
+              <w:spacing w:line="360" w:lineRule="auto" w:before="0" w:after="0"/>
+            </w:pPr>
+            <w:r>
+              <w:rPr>
+                <w:rFonts w:ascii="Arial" w:hAnsi="Arial" w:eastAsia="Arial" w:cs="Arial"/>
+                <w:b w:val="0"/>
+                <w:i w:val="0"/>
+                <w:sz w:val="24"/>
+                <w:u w:val="none"/>
+              </w:rPr>
+              <w:t>Choose a threshold that means “too close” and explain why the threshold is reasonable.</w:t>
+            </w:r>
+          </w:p>
+          <w:p>
+            <w:pPr>
+              <w:spacing w:line="360" w:lineRule="auto" w:before="0" w:after="0"/>
+            </w:pPr>
+            <w:r>
+              <w:rPr>
+                <w:rFonts w:ascii="Arial" w:hAnsi="Arial" w:eastAsia="Arial" w:cs="Arial"/>
+                <w:b/>
+                <w:i w:val="0"/>
+                <w:sz w:val="24"/>
+                <w:u w:val="none"/>
+              </w:rPr>
+              <w:t>Post activities:</w:t>
+            </w:r>
+          </w:p>
+          <w:p>
+            <w:pPr>
+              <w:spacing w:line="360" w:lineRule="auto" w:before="0" w:after="0"/>
+            </w:pPr>
+            <w:r>
+              <w:rPr>
+                <w:rFonts w:ascii="Arial" w:hAnsi="Arial" w:eastAsia="Arial" w:cs="Arial"/>
+                <w:b w:val="0"/>
+                <w:i w:val="0"/>
+                <w:sz w:val="24"/>
+                <w:u w:val="none"/>
+              </w:rPr>
+              <w:t>Share one threshold with the class.</w:t>
+            </w:r>
+          </w:p>
+          <w:p>
+            <w:pPr>
+              <w:spacing w:line="360" w:lineRule="auto" w:before="0" w:after="0"/>
+            </w:pPr>
+            <w:r>
+              <w:rPr>
+                <w:rFonts w:ascii="Arial" w:hAnsi="Arial" w:eastAsia="Arial" w:cs="Arial"/>
+                <w:b w:val="0"/>
+                <w:i w:val="0"/>
+                <w:sz w:val="24"/>
+                <w:u w:val="none"/>
+              </w:rPr>
+              <w:t>Revise it if testing shows it is too high or too low.</w:t>
             </w:r>
           </w:p>
         </w:tc>
@@ -835,27 +2737,166 @@
               <w:bottom w:val="single" w:sz="4" w:space="0" w:color="auto"/>
               <w:right w:val="single" w:sz="4" w:space="0" w:color="auto"/>
             </w:tcBorders>
+            <w:vAlign w:val="top"/>
           </w:tcPr>
           <w:p>
-            <w:r>
-              <w:t>Topic:</w:t>
-              <w:br/>
+            <w:pPr>
+              <w:spacing w:line="360" w:lineRule="auto" w:before="0" w:after="0"/>
+            </w:pPr>
+            <w:r>
+              <w:rPr>
+                <w:rFonts w:ascii="Arial" w:hAnsi="Arial" w:eastAsia="Arial" w:cs="Arial"/>
+                <w:b/>
+                <w:i w:val="0"/>
+                <w:sz w:val="24"/>
+                <w:u w:val="none"/>
+              </w:rPr>
+              <w:t xml:space="preserve">Topic: </w:t>
+            </w:r>
+            <w:r>
+              <w:rPr>
+                <w:rFonts w:ascii="Arial" w:hAnsi="Arial" w:eastAsia="Arial" w:cs="Arial"/>
+                <w:b w:val="0"/>
+                <w:i w:val="0"/>
+                <w:sz w:val="24"/>
+                <w:u w:val="none"/>
+              </w:rPr>
               <w:t>If/else obstacle detection</w:t>
-              <w:br/>
-              <w:br/>
-              <w:t>Pre-activities</w:t>
-              <w:br/>
+            </w:r>
+          </w:p>
+          <w:p>
+            <w:pPr>
+              <w:spacing w:line="360" w:lineRule="auto" w:before="0" w:after="0"/>
+            </w:pPr>
+            <w:r>
+              <w:rPr>
+                <w:rFonts w:ascii="Arial" w:hAnsi="Arial" w:eastAsia="Arial" w:cs="Arial"/>
+                <w:i w:val="0"/>
+                <w:sz w:val="24"/>
+                <w:u w:val="none"/>
+                <w:b/>
+              </w:rPr>
+              <w:t>Class Objective:</w:t>
+            </w:r>
+          </w:p>
+          <w:p>
+            <w:pPr>
+              <w:spacing w:line="360" w:lineRule="auto" w:before="0" w:after="0"/>
+            </w:pPr>
+            <w:r>
+              <w:rPr>
+                <w:rFonts w:ascii="Arial" w:hAnsi="Arial" w:eastAsia="Arial" w:cs="Arial"/>
+                <w:i w:val="0"/>
+                <w:sz w:val="24"/>
+                <w:u w:val="none"/>
+              </w:rPr>
+              <w:t>Program and demonstrate an mBot obstacle reaction using if/else logic and one output signal.</w:t>
+            </w:r>
+          </w:p>
+          <w:p>
+            <w:pPr>
+              <w:spacing w:line="360" w:lineRule="auto" w:before="0" w:after="0"/>
+            </w:pPr>
+            <w:r>
+              <w:rPr>
+                <w:rFonts w:ascii="Arial" w:hAnsi="Arial" w:eastAsia="Arial" w:cs="Arial"/>
+                <w:b/>
+                <w:i w:val="0"/>
+                <w:sz w:val="24"/>
+                <w:u w:val="none"/>
+              </w:rPr>
+              <w:t>Pre-activities:</w:t>
+            </w:r>
+          </w:p>
+          <w:p>
+            <w:pPr>
+              <w:spacing w:line="360" w:lineRule="auto" w:before="0" w:after="0"/>
+            </w:pPr>
+            <w:r>
+              <w:rPr>
+                <w:rFonts w:ascii="Arial" w:hAnsi="Arial" w:eastAsia="Arial" w:cs="Arial"/>
+                <w:b w:val="0"/>
+                <w:i w:val="0"/>
+                <w:sz w:val="24"/>
+                <w:u w:val="none"/>
+              </w:rPr>
               <w:t>Read the rule “If the object is close, stop; else, move forward.” Predict what the robot should do in 3 scenarios.</w:t>
-              <w:br/>
-              <w:br/>
-              <w:t>While activities</w:t>
-              <w:br/>
+            </w:r>
+          </w:p>
+          <w:p>
+            <w:pPr>
+              <w:spacing w:line="360" w:lineRule="auto" w:before="0" w:after="0"/>
+            </w:pPr>
+            <w:r>
+              <w:rPr>
+                <w:rFonts w:ascii="Arial" w:hAnsi="Arial" w:eastAsia="Arial" w:cs="Arial"/>
+                <w:b/>
+                <w:i w:val="0"/>
+                <w:sz w:val="24"/>
+                <w:u w:val="none"/>
+              </w:rPr>
+              <w:t>While activities:</w:t>
+            </w:r>
+          </w:p>
+          <w:p>
+            <w:pPr>
+              <w:spacing w:line="360" w:lineRule="auto" w:before="0" w:after="0"/>
+            </w:pPr>
+            <w:r>
+              <w:rPr>
+                <w:rFonts w:ascii="Arial" w:hAnsi="Arial" w:eastAsia="Arial" w:cs="Arial"/>
+                <w:b w:val="0"/>
+                <w:i w:val="0"/>
+                <w:sz w:val="24"/>
+                <w:highlight w:val="yellow"/>
+                <w:u w:val="none"/>
+              </w:rPr>
               <w:t>Complete Daily Grade #5: Program and demonstrate an mBot obstacle reaction that moves forward when clear, detects a nearby object, stops, shows a red LED or plays a sound, and includes one spoken explanation of the if/else logic.</w:t>
-              <w:br/>
-              <w:br/>
-              <w:t>Post activities</w:t>
-              <w:br/>
-              <w:t>Save the final program. Write one improvement that could help the robot in a maze.</w:t>
+            </w:r>
+          </w:p>
+          <w:p>
+            <w:pPr>
+              <w:spacing w:line="360" w:lineRule="auto" w:before="0" w:after="0"/>
+            </w:pPr>
+            <w:r>
+              <w:rPr>
+                <w:rFonts w:ascii="Arial" w:hAnsi="Arial" w:eastAsia="Arial" w:cs="Arial"/>
+                <w:b/>
+                <w:i w:val="0"/>
+                <w:sz w:val="24"/>
+                <w:u w:val="none"/>
+              </w:rPr>
+              <w:t>Post activities:</w:t>
+            </w:r>
+          </w:p>
+          <w:p>
+            <w:pPr>
+              <w:spacing w:line="360" w:lineRule="auto" w:before="0" w:after="0"/>
+            </w:pPr>
+            <w:r>
+              <w:rPr>
+                <w:rFonts w:ascii="Arial" w:hAnsi="Arial" w:eastAsia="Arial" w:cs="Arial"/>
+                <w:b w:val="0"/>
+                <w:i w:val="0"/>
+                <w:sz w:val="24"/>
+                <w:u w:val="none"/>
+              </w:rPr>
+              <w:t>Save the final program.</w:t>
+            </w:r>
+          </w:p>
+          <w:p>
+            <w:pPr>
+              <w:spacing w:line="360" w:lineRule="auto" w:before="0" w:after="0"/>
+            </w:pPr>
+            <w:r>
+              <w:rPr>
+                <w:rFonts w:ascii="Arial" w:hAnsi="Arial" w:eastAsia="Arial" w:cs="Arial"/>
+                <w:b w:val="0"/>
+                <w:i w:val="0"/>
+                <w:sz w:val="24"/>
+                <w:u w:val="none"/>
+              </w:rPr>
+              <w:t>Write one improvement that could help the robot in a maze.</w:t>
             </w:r>
           </w:p>
         </w:tc>
@@ -870,10 +2911,31 @@
               <w:bottom w:val="single" w:sz="4" w:space="0" w:color="auto"/>
               <w:right w:val="single" w:sz="4" w:space="0" w:color="auto"/>
             </w:tcBorders>
+            <w:vAlign w:val="top"/>
           </w:tcPr>
           <w:p>
-            <w:r>
-              <w:t>Resources: Pen, pencil, technology notebook, student's email and password, mBot kits, mBlock software, USB cables or Bluetooth connection, charged batteries, ultrasonic sensor, speaker or computer sound output, project planning sheet, maze materials, floor tape or markers, projector.</w:t>
+            <w:pPr>
+              <w:spacing w:line="360" w:lineRule="auto" w:before="0" w:after="0"/>
+            </w:pPr>
+            <w:r>
+              <w:rPr>
+                <w:rFonts w:ascii="Arial" w:hAnsi="Arial" w:eastAsia="Arial" w:cs="Arial"/>
+                <w:b/>
+                <w:i w:val="0"/>
+                <w:sz w:val="24"/>
+                <w:u w:val="none"/>
+              </w:rPr>
+              <w:t xml:space="preserve">Resources: </w:t>
+            </w:r>
+            <w:r>
+              <w:rPr>
+                <w:rFonts w:ascii="Arial" w:hAnsi="Arial" w:eastAsia="Arial" w:cs="Arial"/>
+                <w:b w:val="0"/>
+                <w:i w:val="0"/>
+                <w:sz w:val="24"/>
+                <w:u w:val="none"/>
+              </w:rPr>
+              <w:t>Pen, pencil, technology notebook, student's computer, email and password</w:t>
             </w:r>
           </w:p>
         </w:tc>
@@ -886,148 +2948,31 @@
               <w:bottom w:val="single" w:sz="4" w:space="0" w:color="auto"/>
               <w:right w:val="single" w:sz="4" w:space="0" w:color="auto"/>
             </w:tcBorders>
+            <w:vAlign w:val="top"/>
           </w:tcPr>
           <w:p>
-            <w:r>
-              <w:t>Resources: Pen, pencil, technology notebook, student's email and password, mBot kits, mBlock software, USB cables or Bluetooth connection, charged batteries, ultrasonic sensor, speaker or computer sound output, project planning sheet, maze materials, floor tape or markers, projector.</w:t>
-            </w:r>
-          </w:p>
-        </w:tc>
-      </w:tr>
-      <w:tr>
-        <w:tc>
-          <w:tcPr>
-            <w:tcW w:w="7692" w:type="dxa"/>
-            <w:tcBorders>
-              <w:top w:val="single" w:sz="4" w:space="0" w:color="auto"/>
-              <w:left w:val="single" w:sz="4" w:space="0" w:color="auto"/>
-              <w:bottom w:val="single" w:sz="4" w:space="0" w:color="auto"/>
-              <w:right w:val="single" w:sz="4" w:space="0" w:color="auto"/>
-            </w:tcBorders>
-            <w:shd w:val="clear" w:color="auto" w:fill="A8D08D"/>
-          </w:tcPr>
-          <w:p>
-            <w:r>
-              <w:t>7A, 7B day – 45min – April - No scheduled class</w:t>
-            </w:r>
-          </w:p>
-        </w:tc>
-        <w:tc>
-          <w:tcPr>
-            <w:tcW w:w="7692" w:type="dxa"/>
-            <w:tcBorders>
-              <w:top w:val="single" w:sz="4" w:space="0" w:color="auto"/>
-              <w:left w:val="single" w:sz="4" w:space="0" w:color="auto"/>
-              <w:bottom w:val="single" w:sz="4" w:space="0" w:color="auto"/>
-              <w:right w:val="single" w:sz="4" w:space="0" w:color="auto"/>
-            </w:tcBorders>
-            <w:shd w:val="clear" w:color="auto" w:fill="A8D08D"/>
-          </w:tcPr>
-          <w:p>
-            <w:r>
-              <w:t>7A, 7B day – 90 min – April - No scheduled class</w:t>
-            </w:r>
-          </w:p>
-        </w:tc>
-      </w:tr>
-      <w:tr>
-        <w:tc>
-          <w:tcPr>
-            <w:tcW w:w="7692" w:type="dxa"/>
-            <w:tcBorders>
-              <w:top w:val="single" w:sz="4" w:space="0" w:color="auto"/>
-              <w:left w:val="single" w:sz="4" w:space="0" w:color="auto"/>
-              <w:bottom w:val="single" w:sz="4" w:space="0" w:color="auto"/>
-              <w:right w:val="single" w:sz="4" w:space="0" w:color="auto"/>
-            </w:tcBorders>
-          </w:tcPr>
-          <w:p>
-            <w:r>
-              <w:t>Topic:</w:t>
-              <w:br/>
-              <w:t>No regular class scheduled in this monthly plan.</w:t>
-              <w:br/>
-              <w:br/>
-              <w:t>Pre-activities</w:t>
-              <w:br/>
-              <w:t>No activity scheduled.</w:t>
-              <w:br/>
-              <w:br/>
-              <w:t>While activities</w:t>
-              <w:br/>
-              <w:t>No activity scheduled.</w:t>
-              <w:br/>
-              <w:br/>
-              <w:t>Post activities</w:t>
-              <w:br/>
-              <w:t>No activity scheduled.</w:t>
-            </w:r>
-          </w:p>
-        </w:tc>
-        <w:tc>
-          <w:tcPr>
-            <w:tcW w:w="7692" w:type="dxa"/>
-            <w:tcBorders>
-              <w:top w:val="single" w:sz="4" w:space="0" w:color="auto"/>
-              <w:left w:val="single" w:sz="4" w:space="0" w:color="auto"/>
-              <w:bottom w:val="single" w:sz="4" w:space="0" w:color="auto"/>
-              <w:right w:val="single" w:sz="4" w:space="0" w:color="auto"/>
-            </w:tcBorders>
-          </w:tcPr>
-          <w:p>
-            <w:r>
-              <w:t>Topic:</w:t>
-              <w:br/>
-              <w:t>No regular class scheduled in this monthly plan.</w:t>
-              <w:br/>
-              <w:br/>
-              <w:t>Pre-activities</w:t>
-              <w:br/>
-              <w:t>No activity scheduled.</w:t>
-              <w:br/>
-              <w:br/>
-              <w:t>While activities</w:t>
-              <w:br/>
-              <w:t>No activity scheduled.</w:t>
-              <w:br/>
-              <w:br/>
-              <w:t>Post activities</w:t>
-              <w:br/>
-              <w:t>No activity scheduled.</w:t>
-            </w:r>
-          </w:p>
-        </w:tc>
-      </w:tr>
-      <w:tr>
-        <w:tc>
-          <w:tcPr>
-            <w:tcW w:w="7692" w:type="dxa"/>
-            <w:tcBorders>
-              <w:top w:val="single" w:sz="4" w:space="0" w:color="auto"/>
-              <w:left w:val="single" w:sz="4" w:space="0" w:color="auto"/>
-              <w:bottom w:val="single" w:sz="4" w:space="0" w:color="auto"/>
-              <w:right w:val="single" w:sz="4" w:space="0" w:color="auto"/>
-            </w:tcBorders>
-          </w:tcPr>
-          <w:p>
-            <w:r>
-              <w:t>Resources: No regular class scheduled.</w:t>
-            </w:r>
-          </w:p>
-        </w:tc>
-        <w:tc>
-          <w:tcPr>
-            <w:tcW w:w="7692" w:type="dxa"/>
-            <w:tcBorders>
-              <w:top w:val="single" w:sz="4" w:space="0" w:color="auto"/>
-              <w:left w:val="single" w:sz="4" w:space="0" w:color="auto"/>
-              <w:bottom w:val="single" w:sz="4" w:space="0" w:color="auto"/>
-              <w:right w:val="single" w:sz="4" w:space="0" w:color="auto"/>
-            </w:tcBorders>
-          </w:tcPr>
-          <w:p>
-            <w:r>
-              <w:t>Resources: No regular class scheduled.</w:t>
+            <w:pPr>
+              <w:spacing w:line="360" w:lineRule="auto" w:before="0" w:after="0"/>
+            </w:pPr>
+            <w:r>
+              <w:rPr>
+                <w:rFonts w:ascii="Arial" w:hAnsi="Arial" w:eastAsia="Arial" w:cs="Arial"/>
+                <w:b/>
+                <w:i w:val="0"/>
+                <w:sz w:val="24"/>
+                <w:u w:val="none"/>
+              </w:rPr>
+              <w:t xml:space="preserve">Resources: </w:t>
+            </w:r>
+            <w:r>
+              <w:rPr>
+                <w:rFonts w:ascii="Arial" w:hAnsi="Arial" w:eastAsia="Arial" w:cs="Arial"/>
+                <w:b w:val="0"/>
+                <w:i w:val="0"/>
+                <w:sz w:val="24"/>
+                <w:u w:val="none"/>
+              </w:rPr>
+              <w:t>Pen, pencil, technology notebook, student's computer, email and password</w:t>
             </w:r>
           </w:p>
         </w:tc>
@@ -8350,19 +10295,6 @@
       <w:szCs w:val="30"/>
     </w:rPr>
   </w:style>
-  <w:style w:type="table" w:customStyle="1" w:styleId="a">
-    <w:basedOn w:val="TableNormal4"/>
-    <w:tblPr>
-      <w:tblStyleRowBandSize w:val="1"/>
-      <w:tblStyleColBandSize w:val="1"/>
-      <w:tblCellMar>
-        <w:top w:w="100" w:type="dxa"/>
-        <w:left w:w="100" w:type="dxa"/>
-        <w:bottom w:w="100" w:type="dxa"/>
-        <w:right w:w="100" w:type="dxa"/>
-      </w:tblCellMar>
-    </w:tblPr>
-  </w:style>
   <w:style w:type="paragraph" w:styleId="ListParagraph">
     <w:name w:val="List Paragraph"/>
     <w:basedOn w:val="Normal"/>
@@ -8700,238 +10632,6 @@
       <w:szCs w:val="24"/>
     </w:rPr>
   </w:style>
-  <w:style w:type="table" w:customStyle="1" w:styleId="a0">
-    <w:basedOn w:val="TableNormal4"/>
-    <w:pPr>
-      <w:spacing w:line="240" w:lineRule="auto"/>
-    </w:pPr>
-    <w:tblPr>
-      <w:tblStyleRowBandSize w:val="1"/>
-      <w:tblStyleColBandSize w:val="1"/>
-      <w:tblCellMar>
-        <w:left w:w="108" w:type="dxa"/>
-        <w:right w:w="108" w:type="dxa"/>
-      </w:tblCellMar>
-    </w:tblPr>
-  </w:style>
-  <w:style w:type="table" w:customStyle="1" w:styleId="a1">
-    <w:basedOn w:val="TableNormal4"/>
-    <w:pPr>
-      <w:spacing w:line="240" w:lineRule="auto"/>
-    </w:pPr>
-    <w:tblPr>
-      <w:tblStyleRowBandSize w:val="1"/>
-      <w:tblStyleColBandSize w:val="1"/>
-      <w:tblCellMar>
-        <w:left w:w="108" w:type="dxa"/>
-        <w:right w:w="108" w:type="dxa"/>
-      </w:tblCellMar>
-    </w:tblPr>
-  </w:style>
-  <w:style w:type="table" w:customStyle="1" w:styleId="a2">
-    <w:basedOn w:val="TableNormal4"/>
-    <w:pPr>
-      <w:spacing w:line="240" w:lineRule="auto"/>
-    </w:pPr>
-    <w:tblPr>
-      <w:tblStyleRowBandSize w:val="1"/>
-      <w:tblStyleColBandSize w:val="1"/>
-      <w:tblCellMar>
-        <w:left w:w="108" w:type="dxa"/>
-        <w:right w:w="108" w:type="dxa"/>
-      </w:tblCellMar>
-    </w:tblPr>
-  </w:style>
-  <w:style w:type="table" w:customStyle="1" w:styleId="a3">
-    <w:basedOn w:val="TableNormal4"/>
-    <w:pPr>
-      <w:spacing w:line="240" w:lineRule="auto"/>
-    </w:pPr>
-    <w:tblPr>
-      <w:tblStyleRowBandSize w:val="1"/>
-      <w:tblStyleColBandSize w:val="1"/>
-      <w:tblCellMar>
-        <w:left w:w="108" w:type="dxa"/>
-        <w:right w:w="108" w:type="dxa"/>
-      </w:tblCellMar>
-    </w:tblPr>
-  </w:style>
-  <w:style w:type="table" w:customStyle="1" w:styleId="a4">
-    <w:basedOn w:val="TableNormal4"/>
-    <w:pPr>
-      <w:spacing w:line="240" w:lineRule="auto"/>
-    </w:pPr>
-    <w:tblPr>
-      <w:tblStyleRowBandSize w:val="1"/>
-      <w:tblStyleColBandSize w:val="1"/>
-      <w:tblCellMar>
-        <w:left w:w="108" w:type="dxa"/>
-        <w:right w:w="108" w:type="dxa"/>
-      </w:tblCellMar>
-    </w:tblPr>
-  </w:style>
-  <w:style w:type="table" w:customStyle="1" w:styleId="a5">
-    <w:basedOn w:val="TableNormal4"/>
-    <w:pPr>
-      <w:spacing w:line="240" w:lineRule="auto"/>
-    </w:pPr>
-    <w:tblPr>
-      <w:tblStyleRowBandSize w:val="1"/>
-      <w:tblStyleColBandSize w:val="1"/>
-      <w:tblCellMar>
-        <w:left w:w="108" w:type="dxa"/>
-        <w:right w:w="108" w:type="dxa"/>
-      </w:tblCellMar>
-    </w:tblPr>
-  </w:style>
-  <w:style w:type="table" w:customStyle="1" w:styleId="a6">
-    <w:basedOn w:val="TableNormal4"/>
-    <w:pPr>
-      <w:spacing w:line="240" w:lineRule="auto"/>
-    </w:pPr>
-    <w:tblPr>
-      <w:tblStyleRowBandSize w:val="1"/>
-      <w:tblStyleColBandSize w:val="1"/>
-      <w:tblCellMar>
-        <w:left w:w="108" w:type="dxa"/>
-        <w:right w:w="108" w:type="dxa"/>
-      </w:tblCellMar>
-    </w:tblPr>
-  </w:style>
-  <w:style w:type="table" w:customStyle="1" w:styleId="a7">
-    <w:basedOn w:val="TableNormal4"/>
-    <w:pPr>
-      <w:spacing w:line="240" w:lineRule="auto"/>
-    </w:pPr>
-    <w:tblPr>
-      <w:tblStyleRowBandSize w:val="1"/>
-      <w:tblStyleColBandSize w:val="1"/>
-      <w:tblCellMar>
-        <w:left w:w="108" w:type="dxa"/>
-        <w:right w:w="108" w:type="dxa"/>
-      </w:tblCellMar>
-    </w:tblPr>
-  </w:style>
-  <w:style w:type="table" w:customStyle="1" w:styleId="a8">
-    <w:basedOn w:val="TableNormal4"/>
-    <w:pPr>
-      <w:spacing w:line="240" w:lineRule="auto"/>
-    </w:pPr>
-    <w:tblPr>
-      <w:tblStyleRowBandSize w:val="1"/>
-      <w:tblStyleColBandSize w:val="1"/>
-      <w:tblCellMar>
-        <w:left w:w="108" w:type="dxa"/>
-        <w:right w:w="108" w:type="dxa"/>
-      </w:tblCellMar>
-    </w:tblPr>
-  </w:style>
-  <w:style w:type="table" w:customStyle="1" w:styleId="a9">
-    <w:basedOn w:val="TableNormal4"/>
-    <w:pPr>
-      <w:spacing w:line="240" w:lineRule="auto"/>
-    </w:pPr>
-    <w:tblPr>
-      <w:tblStyleRowBandSize w:val="1"/>
-      <w:tblStyleColBandSize w:val="1"/>
-      <w:tblCellMar>
-        <w:left w:w="108" w:type="dxa"/>
-        <w:right w:w="108" w:type="dxa"/>
-      </w:tblCellMar>
-    </w:tblPr>
-  </w:style>
-  <w:style w:type="table" w:customStyle="1" w:styleId="aa">
-    <w:basedOn w:val="TableNormal4"/>
-    <w:pPr>
-      <w:spacing w:line="240" w:lineRule="auto"/>
-    </w:pPr>
-    <w:tblPr>
-      <w:tblStyleRowBandSize w:val="1"/>
-      <w:tblStyleColBandSize w:val="1"/>
-      <w:tblCellMar>
-        <w:left w:w="108" w:type="dxa"/>
-        <w:right w:w="108" w:type="dxa"/>
-      </w:tblCellMar>
-    </w:tblPr>
-  </w:style>
-  <w:style w:type="table" w:customStyle="1" w:styleId="ab">
-    <w:basedOn w:val="TableNormal4"/>
-    <w:pPr>
-      <w:spacing w:line="240" w:lineRule="auto"/>
-    </w:pPr>
-    <w:tblPr>
-      <w:tblStyleRowBandSize w:val="1"/>
-      <w:tblStyleColBandSize w:val="1"/>
-      <w:tblCellMar>
-        <w:left w:w="108" w:type="dxa"/>
-        <w:right w:w="108" w:type="dxa"/>
-      </w:tblCellMar>
-    </w:tblPr>
-  </w:style>
-  <w:style w:type="table" w:customStyle="1" w:styleId="ac">
-    <w:basedOn w:val="TableNormal1"/>
-    <w:pPr>
-      <w:spacing w:line="240" w:lineRule="auto"/>
-    </w:pPr>
-    <w:tblPr>
-      <w:tblStyleRowBandSize w:val="1"/>
-      <w:tblStyleColBandSize w:val="1"/>
-      <w:tblCellMar>
-        <w:top w:w="100" w:type="dxa"/>
-        <w:left w:w="108" w:type="dxa"/>
-        <w:bottom w:w="100" w:type="dxa"/>
-        <w:right w:w="108" w:type="dxa"/>
-      </w:tblCellMar>
-    </w:tblPr>
-  </w:style>
-  <w:style w:type="table" w:customStyle="1" w:styleId="ad">
-    <w:basedOn w:val="TableNormal1"/>
-    <w:pPr>
-      <w:spacing w:line="240" w:lineRule="auto"/>
-    </w:pPr>
-    <w:tblPr>
-      <w:tblStyleRowBandSize w:val="1"/>
-      <w:tblStyleColBandSize w:val="1"/>
-      <w:tblCellMar>
-        <w:top w:w="100" w:type="dxa"/>
-        <w:left w:w="108" w:type="dxa"/>
-        <w:bottom w:w="100" w:type="dxa"/>
-        <w:right w:w="108" w:type="dxa"/>
-      </w:tblCellMar>
-    </w:tblPr>
-  </w:style>
-  <w:style w:type="table" w:customStyle="1" w:styleId="ae">
-    <w:basedOn w:val="TableNormal1"/>
-    <w:pPr>
-      <w:spacing w:line="240" w:lineRule="auto"/>
-    </w:pPr>
-    <w:tblPr>
-      <w:tblStyleRowBandSize w:val="1"/>
-      <w:tblStyleColBandSize w:val="1"/>
-      <w:tblCellMar>
-        <w:top w:w="100" w:type="dxa"/>
-        <w:left w:w="108" w:type="dxa"/>
-        <w:bottom w:w="100" w:type="dxa"/>
-        <w:right w:w="108" w:type="dxa"/>
-      </w:tblCellMar>
-    </w:tblPr>
-  </w:style>
-  <w:style w:type="table" w:customStyle="1" w:styleId="af">
-    <w:basedOn w:val="TableNormal1"/>
-    <w:pPr>
-      <w:spacing w:line="240" w:lineRule="auto"/>
-    </w:pPr>
-    <w:tblPr>
-      <w:tblStyleRowBandSize w:val="1"/>
-      <w:tblStyleColBandSize w:val="1"/>
-      <w:tblCellMar>
-        <w:top w:w="100" w:type="dxa"/>
-        <w:left w:w="108" w:type="dxa"/>
-        <w:bottom w:w="100" w:type="dxa"/>
-        <w:right w:w="108" w:type="dxa"/>
-      </w:tblCellMar>
-    </w:tblPr>
-  </w:style>
   <w:style w:type="character" w:styleId="Strong">
     <w:name w:val="Strong"/>
     <w:basedOn w:val="DefaultParagraphFont"/>
@@ -8942,19 +10642,6 @@
       <w:b/>
       <w:bCs/>
     </w:rPr>
-  </w:style>
-  <w:style w:type="table" w:customStyle="1" w:styleId="af0">
-    <w:basedOn w:val="TableNormal"/>
-    <w:tblPr>
-      <w:tblStyleRowBandSize w:val="1"/>
-      <w:tblStyleColBandSize w:val="1"/>
-      <w:tblCellMar>
-        <w:top w:w="15" w:type="dxa"/>
-        <w:left w:w="15" w:type="dxa"/>
-        <w:bottom w:w="15" w:type="dxa"/>
-        <w:right w:w="15" w:type="dxa"/>
-      </w:tblCellMar>
-    </w:tblPr>
   </w:style>
   <w:style w:type="character" w:styleId="Hyperlink">
     <w:name w:val="Hyperlink"/>
